--- a/lessons/9-4/downloads/9-4-notes-teacher.docx
+++ b/lessons/9-4/downloads/9-4-notes-teacher.docx
@@ -14,7 +14,7 @@
           <w:sz w:val="18"/>
           <w:szCs w:val="18"/>
         </w:rPr>
-        <w:t xml:space="preserve">UNIT 9  ·  LESSON 4      STANDARD 6.NS.6</w:t>
+        <w:t xml:space="preserve">UNIT 9  ·  LESSON 4      STANDARD 6.NOS.6</w:t>
       </w:r>
     </w:p>
     <w:p>
@@ -2612,6 +2612,32 @@
     </w:p>
     <w:p>
       <w:pPr>
+        <w:pStyle w:val="Heading2"/>
+        <w:spacing w:after="80" w:before="180"/>
+      </w:pPr>
+      <w:r>
+        <w:rPr>
+          <w:b/>
+          <w:bCs/>
+          <w:color w:val="12355B"/>
+          <w:sz w:val="24"/>
+          <w:szCs w:val="24"/>
+        </w:rPr>
+        <w:t xml:space="preserve">Level 1 Support</w:t>
+      </w:r>
+      <w:r>
+        <w:rPr>
+          <w:i/>
+          <w:iCs/>
+          <w:color w:val="1FA6A2"/>
+          <w:sz w:val="19"/>
+          <w:szCs w:val="19"/>
+        </w:rPr>
+        <w:t xml:space="preserve">   extra scaffolding</w:t>
+      </w:r>
+    </w:p>
+    <w:p>
+      <w:pPr>
         <w:keepNext/>
         <w:spacing w:after="60" w:before="160"/>
       </w:pPr>
@@ -2742,6 +2768,32 @@
     </w:tbl>
     <w:p>
       <w:pPr>
+        <w:pStyle w:val="Heading2"/>
+        <w:spacing w:after="80" w:before="180"/>
+      </w:pPr>
+      <w:r>
+        <w:rPr>
+          <w:b/>
+          <w:bCs/>
+          <w:color w:val="12355B"/>
+          <w:sz w:val="24"/>
+          <w:szCs w:val="24"/>
+        </w:rPr>
+        <w:t xml:space="preserve">On Level</w:t>
+      </w:r>
+      <w:r>
+        <w:rPr>
+          <w:i/>
+          <w:iCs/>
+          <w:color w:val="12355B"/>
+          <w:sz w:val="19"/>
+          <w:szCs w:val="19"/>
+        </w:rPr>
+        <w:t xml:space="preserve">   grade-level practice</w:t>
+      </w:r>
+    </w:p>
+    <w:p>
+      <w:pPr>
         <w:keepNext/>
         <w:spacing w:after="60" w:before="160"/>
       </w:pPr>
@@ -2892,7 +2944,7 @@
           <w:sz w:val="21"/>
           <w:szCs w:val="21"/>
         </w:rPr>
-        <w:t xml:space="preserve">The first trail marker sits between 0 and 1. Which rational number belongs there?</w:t>
+        <w:t xml:space="preserve">Which number is farthest to the LEFT on a number line?</w:t>
       </w:r>
     </w:p>
     <w:p>
@@ -2905,7 +2957,7 @@
           <w:sz w:val="20"/>
           <w:szCs w:val="20"/>
         </w:rPr>
-        <w:t xml:space="preserve">A)  3/4</w:t>
+        <w:t xml:space="preserve">A)  -1</w:t>
       </w:r>
     </w:p>
     <w:p>
@@ -2918,7 +2970,7 @@
           <w:sz w:val="20"/>
           <w:szCs w:val="20"/>
         </w:rPr>
-        <w:t xml:space="preserve">B)  1.5</w:t>
+        <w:t xml:space="preserve">B)  0</w:t>
       </w:r>
     </w:p>
     <w:p>
@@ -2931,7 +2983,7 @@
           <w:sz w:val="20"/>
           <w:szCs w:val="20"/>
         </w:rPr>
-        <w:t xml:space="preserve">C)  -1/2</w:t>
+        <w:t xml:space="preserve">C)  -4</w:t>
       </w:r>
     </w:p>
     <w:p>
@@ -3022,7 +3074,7 @@
           <w:sz w:val="21"/>
           <w:szCs w:val="21"/>
         </w:rPr>
-        <w:t xml:space="preserve">Order these three trail markers from least to greatest: -1.5, 0.5, -0.5.</w:t>
+        <w:t xml:space="preserve">What is the opposite of -3/4?</w:t>
       </w:r>
     </w:p>
     <w:p>
@@ -3035,7 +3087,7 @@
           <w:sz w:val="20"/>
           <w:szCs w:val="20"/>
         </w:rPr>
-        <w:t xml:space="preserve">A)  -1.5, -0.5, 0.5</w:t>
+        <w:t xml:space="preserve">A)  3/4</w:t>
       </w:r>
     </w:p>
     <w:p>
@@ -3048,7 +3100,7 @@
           <w:sz w:val="20"/>
           <w:szCs w:val="20"/>
         </w:rPr>
-        <w:t xml:space="preserve">B)  0.5, -0.5, -1.5</w:t>
+        <w:t xml:space="preserve">B)  -3/4</w:t>
       </w:r>
     </w:p>
     <w:p>
@@ -3061,7 +3113,7 @@
           <w:sz w:val="20"/>
           <w:szCs w:val="20"/>
         </w:rPr>
-        <w:t xml:space="preserve">C)  -0.5, -1.5, 0.5</w:t>
+        <w:t xml:space="preserve">C)  4/3</w:t>
       </w:r>
     </w:p>
     <w:p>
@@ -3074,7 +3126,7 @@
           <w:sz w:val="20"/>
           <w:szCs w:val="20"/>
         </w:rPr>
-        <w:t xml:space="preserve">D)  -1.5, 0.5, -0.5</w:t>
+        <w:t xml:space="preserve">D)  0</w:t>
       </w:r>
     </w:p>
     <w:p>
@@ -3132,6 +3184,292 @@
     </w:tbl>
     <w:p>
       <w:pPr>
+        <w:pStyle w:val="Heading2"/>
+        <w:spacing w:after="80" w:before="180"/>
+      </w:pPr>
+      <w:r>
+        <w:rPr>
+          <w:b/>
+          <w:bCs/>
+          <w:color w:val="12355B"/>
+          <w:sz w:val="24"/>
+          <w:szCs w:val="24"/>
+        </w:rPr>
+        <w:t xml:space="preserve">Level 2 Enrichment</w:t>
+      </w:r>
+      <w:r>
+        <w:rPr>
+          <w:i/>
+          <w:iCs/>
+          <w:color w:val="6B4FA0"/>
+          <w:sz w:val="19"/>
+          <w:szCs w:val="19"/>
+        </w:rPr>
+        <w:t xml:space="preserve">   stretch your thinking</w:t>
+      </w:r>
+    </w:p>
+    <w:p>
+      <w:pPr>
+        <w:keepNext/>
+        <w:spacing w:after="60" w:before="160"/>
+      </w:pPr>
+      <w:r>
+        <w:rPr>
+          <w:b/>
+          <w:bCs/>
+          <w:color w:val="12355B"/>
+          <w:sz w:val="22"/>
+          <w:szCs w:val="22"/>
+        </w:rPr>
+        <w:t xml:space="preserve">5.  </w:t>
+      </w:r>
+      <w:r>
+        <w:rPr>
+          <w:b/>
+          <w:bCs/>
+          <w:sz w:val="21"/>
+          <w:szCs w:val="21"/>
+        </w:rPr>
+        <w:t xml:space="preserve">On a number line, point P is located at -2.5. Which statement describes its location best?</w:t>
+      </w:r>
+    </w:p>
+    <w:p>
+      <w:pPr>
+        <w:spacing w:after="40"/>
+        <w:ind w:left="420"/>
+      </w:pPr>
+      <w:r>
+        <w:rPr>
+          <w:sz w:val="20"/>
+          <w:szCs w:val="20"/>
+        </w:rPr>
+        <w:t xml:space="preserve">A)  At -2</w:t>
+      </w:r>
+    </w:p>
+    <w:p>
+      <w:pPr>
+        <w:spacing w:after="40"/>
+        <w:ind w:left="420"/>
+      </w:pPr>
+      <w:r>
+        <w:rPr>
+          <w:sz w:val="20"/>
+          <w:szCs w:val="20"/>
+        </w:rPr>
+        <w:t xml:space="preserve">B)  Halfway between -2 and -3</w:t>
+      </w:r>
+    </w:p>
+    <w:p>
+      <w:pPr>
+        <w:spacing w:after="40"/>
+        <w:ind w:left="420"/>
+      </w:pPr>
+      <w:r>
+        <w:rPr>
+          <w:sz w:val="20"/>
+          <w:szCs w:val="20"/>
+        </w:rPr>
+        <w:t xml:space="preserve">C)  Halfway between 2 and 3</w:t>
+      </w:r>
+    </w:p>
+    <w:p>
+      <w:pPr>
+        <w:spacing w:after="40"/>
+        <w:ind w:left="420"/>
+      </w:pPr>
+      <w:r>
+        <w:rPr>
+          <w:sz w:val="20"/>
+          <w:szCs w:val="20"/>
+        </w:rPr>
+        <w:t xml:space="preserve">D)  At -3</w:t>
+      </w:r>
+    </w:p>
+    <w:p>
+      <w:pPr>
+        <w:spacing w:after="20"/>
+      </w:pPr>
+      <w:r>
+        <w:t xml:space="preserve"/>
+      </w:r>
+    </w:p>
+    <w:tbl>
+      <w:tblPr>
+        <w:tblW w:type="pct" w:w="100%"/>
+        <w:tblBorders>
+          <w:top w:val="single" w:color="C7D2DD" w:sz="6"/>
+          <w:left w:val="single" w:color="C7D2DD" w:sz="6"/>
+          <w:bottom w:val="single" w:color="C7D2DD" w:sz="6"/>
+          <w:right w:val="single" w:color="C7D2DD" w:sz="6"/>
+          <w:insideH w:val="single" w:color="auto" w:sz="4"/>
+          <w:insideV w:val="single" w:color="auto" w:sz="4"/>
+        </w:tblBorders>
+      </w:tblPr>
+      <w:tblGrid>
+        <w:gridCol w:w="100"/>
+      </w:tblGrid>
+      <w:tr>
+        <w:tc>
+          <w:tcPr>
+            <w:shd w:fill="FBF3E2" w:color="auto" w:val="clear"/>
+            <w:tcMar>
+              <w:top w:type="dxa" w:w="60"/>
+              <w:left w:type="dxa" w:w="120"/>
+              <w:bottom w:type="dxa" w:w="60"/>
+              <w:right w:type="dxa" w:w="120"/>
+            </w:tcMar>
+          </w:tcPr>
+          <w:p>
+            <w:pPr>
+              <w:spacing w:after="0" w:line="320"/>
+            </w:pPr>
+            <w:r>
+              <w:t xml:space="preserve"/>
+            </w:r>
+          </w:p>
+          <w:p>
+            <w:pPr>
+              <w:spacing w:after="0" w:line="320"/>
+            </w:pPr>
+            <w:r>
+              <w:t xml:space="preserve"/>
+            </w:r>
+          </w:p>
+        </w:tc>
+      </w:tr>
+    </w:tbl>
+    <w:p>
+      <w:pPr>
+        <w:keepNext/>
+        <w:spacing w:after="60" w:before="160"/>
+      </w:pPr>
+      <w:r>
+        <w:rPr>
+          <w:b/>
+          <w:bCs/>
+          <w:color w:val="12355B"/>
+          <w:sz w:val="22"/>
+          <w:szCs w:val="22"/>
+        </w:rPr>
+        <w:t xml:space="preserve">6.  </w:t>
+      </w:r>
+      <w:r>
+        <w:rPr>
+          <w:b/>
+          <w:bCs/>
+          <w:sz w:val="21"/>
+          <w:szCs w:val="21"/>
+        </w:rPr>
+        <w:t xml:space="preserve">Which list of numbers is ordered from LEAST to GREATEST?</w:t>
+      </w:r>
+    </w:p>
+    <w:p>
+      <w:pPr>
+        <w:spacing w:after="40"/>
+        <w:ind w:left="420"/>
+      </w:pPr>
+      <w:r>
+        <w:rPr>
+          <w:sz w:val="20"/>
+          <w:szCs w:val="20"/>
+        </w:rPr>
+        <w:t xml:space="preserve">A)  3, 0, -2, -5</w:t>
+      </w:r>
+    </w:p>
+    <w:p>
+      <w:pPr>
+        <w:spacing w:after="40"/>
+        <w:ind w:left="420"/>
+      </w:pPr>
+      <w:r>
+        <w:rPr>
+          <w:sz w:val="20"/>
+          <w:szCs w:val="20"/>
+        </w:rPr>
+        <w:t xml:space="preserve">B)  -2, -5, 0, 3</w:t>
+      </w:r>
+    </w:p>
+    <w:p>
+      <w:pPr>
+        <w:spacing w:after="40"/>
+        <w:ind w:left="420"/>
+      </w:pPr>
+      <w:r>
+        <w:rPr>
+          <w:sz w:val="20"/>
+          <w:szCs w:val="20"/>
+        </w:rPr>
+        <w:t xml:space="preserve">C)  -5, -2, 0, 3</w:t>
+      </w:r>
+    </w:p>
+    <w:p>
+      <w:pPr>
+        <w:spacing w:after="40"/>
+        <w:ind w:left="420"/>
+      </w:pPr>
+      <w:r>
+        <w:rPr>
+          <w:sz w:val="20"/>
+          <w:szCs w:val="20"/>
+        </w:rPr>
+        <w:t xml:space="preserve">D)  0, -2, 3, -5</w:t>
+      </w:r>
+    </w:p>
+    <w:p>
+      <w:pPr>
+        <w:spacing w:after="20"/>
+      </w:pPr>
+      <w:r>
+        <w:t xml:space="preserve"/>
+      </w:r>
+    </w:p>
+    <w:tbl>
+      <w:tblPr>
+        <w:tblW w:type="pct" w:w="100%"/>
+        <w:tblBorders>
+          <w:top w:val="single" w:color="C7D2DD" w:sz="6"/>
+          <w:left w:val="single" w:color="C7D2DD" w:sz="6"/>
+          <w:bottom w:val="single" w:color="C7D2DD" w:sz="6"/>
+          <w:right w:val="single" w:color="C7D2DD" w:sz="6"/>
+          <w:insideH w:val="single" w:color="auto" w:sz="4"/>
+          <w:insideV w:val="single" w:color="auto" w:sz="4"/>
+        </w:tblBorders>
+      </w:tblPr>
+      <w:tblGrid>
+        <w:gridCol w:w="100"/>
+      </w:tblGrid>
+      <w:tr>
+        <w:tc>
+          <w:tcPr>
+            <w:shd w:fill="FBF3E2" w:color="auto" w:val="clear"/>
+            <w:tcMar>
+              <w:top w:type="dxa" w:w="60"/>
+              <w:left w:type="dxa" w:w="120"/>
+              <w:bottom w:type="dxa" w:w="60"/>
+              <w:right w:type="dxa" w:w="120"/>
+            </w:tcMar>
+          </w:tcPr>
+          <w:p>
+            <w:pPr>
+              <w:spacing w:after="0" w:line="320"/>
+            </w:pPr>
+            <w:r>
+              <w:t xml:space="preserve"/>
+            </w:r>
+          </w:p>
+          <w:p>
+            <w:pPr>
+              <w:spacing w:after="0" w:line="320"/>
+            </w:pPr>
+            <w:r>
+              <w:t xml:space="preserve"/>
+            </w:r>
+          </w:p>
+        </w:tc>
+      </w:tr>
+    </w:tbl>
+    <w:p>
+      <w:pPr>
         <w:pStyle w:val="Heading1"/>
         <w:pageBreakBefore/>
         <w:pBdr>
@@ -3500,23 +3838,17 @@
     </w:p>
     <w:p>
       <w:pPr>
-        <w:spacing w:after="80"/>
-      </w:pPr>
-      <w:r>
-        <w:rPr>
-          <w:b/>
-          <w:bCs/>
-          <w:sz w:val="21"/>
-          <w:szCs w:val="21"/>
-        </w:rPr>
-        <w:t xml:space="preserve">1.  </w:t>
-      </w:r>
-      <w:r>
-        <w:rPr>
-          <w:sz w:val="21"/>
-          <w:szCs w:val="21"/>
-        </w:rPr>
-        <w:t xml:space="preserve">A)  Between 0 and -1</w:t>
+        <w:spacing w:after="100"/>
+      </w:pPr>
+      <w:r>
+        <w:rPr>
+          <w:b/>
+          <w:bCs/>
+          <w:color w:val="B97A12"/>
+          <w:sz w:val="20"/>
+          <w:szCs w:val="20"/>
+        </w:rPr>
+        <w:t xml:space="preserve">Watch for this mistake:  </w:t>
       </w:r>
       <w:r>
         <w:rPr>
@@ -3526,7 +3858,23 @@
           <w:sz w:val="19"/>
           <w:szCs w:val="19"/>
         </w:rPr>
-        <w:t xml:space="preserve">  — -3/4 = -0.75, which is between 0 and -1. It is 3/4 of the way from 0 toward -1.</w:t>
+        <w:t xml:space="preserve">A common mistake in Rational Numbers on the Number Line is treating the numerator and denominator of a negative fraction as two separate whole numbers instead of one value between two integers — for example, plotting -3/4 by going to -3 and then counting 4 more units to the left, landing (incorrectly) at -7, instead of recognizing that -3/4 = -0.75, which sits between 0 and -1. Before you submit an answer, find the two whole numbers your value falls between, then split that space into equal parts.</w:t>
+      </w:r>
+    </w:p>
+    <w:p>
+      <w:pPr>
+        <w:pStyle w:val="Heading2"/>
+        <w:spacing w:after="80" w:before="180"/>
+      </w:pPr>
+      <w:r>
+        <w:rPr>
+          <w:b/>
+          <w:bCs/>
+          <w:color w:val="12355B"/>
+          <w:sz w:val="24"/>
+          <w:szCs w:val="24"/>
+        </w:rPr>
+        <w:t xml:space="preserve">Level 1 Support</w:t>
       </w:r>
     </w:p>
     <w:p>
@@ -3540,14 +3888,14 @@
           <w:sz w:val="21"/>
           <w:szCs w:val="21"/>
         </w:rPr>
-        <w:t xml:space="preserve">2.  </w:t>
-      </w:r>
-      <w:r>
-        <w:rPr>
-          <w:sz w:val="21"/>
-          <w:szCs w:val="21"/>
-        </w:rPr>
-        <w:t xml:space="preserve">A)  -1/4</w:t>
+        <w:t xml:space="preserve">1.  </w:t>
+      </w:r>
+      <w:r>
+        <w:rPr>
+          <w:sz w:val="21"/>
+          <w:szCs w:val="21"/>
+        </w:rPr>
+        <w:t xml:space="preserve">A)  Between 0 and -1</w:t>
       </w:r>
       <w:r>
         <w:rPr>
@@ -3557,7 +3905,23 @@
           <w:sz w:val="19"/>
           <w:szCs w:val="19"/>
         </w:rPr>
-        <w:t xml:space="preserve">  — |-1/4| = 0.25, |0.5| = 0.5, |-2| = 2, |1.75| = 1.75. Since 0.25 is the smallest absolute value, -1/4 is closest to zero.</w:t>
+        <w:t xml:space="preserve">  — -3/4 = -0.75, which is between 0 and -1. It is 3/4 of the way from 0 toward -1.</w:t>
+      </w:r>
+    </w:p>
+    <w:p>
+      <w:pPr>
+        <w:pStyle w:val="Heading2"/>
+        <w:spacing w:after="80" w:before="180"/>
+      </w:pPr>
+      <w:r>
+        <w:rPr>
+          <w:b/>
+          <w:bCs/>
+          <w:color w:val="12355B"/>
+          <w:sz w:val="24"/>
+          <w:szCs w:val="24"/>
+        </w:rPr>
+        <w:t xml:space="preserve">On Level</w:t>
       </w:r>
     </w:p>
     <w:p>
@@ -3571,14 +3935,14 @@
           <w:sz w:val="21"/>
           <w:szCs w:val="21"/>
         </w:rPr>
-        <w:t xml:space="preserve">3.  </w:t>
-      </w:r>
-      <w:r>
-        <w:rPr>
-          <w:sz w:val="21"/>
-          <w:szCs w:val="21"/>
-        </w:rPr>
-        <w:t xml:space="preserve">A)  3/4</w:t>
+        <w:t xml:space="preserve">2.  </w:t>
+      </w:r>
+      <w:r>
+        <w:rPr>
+          <w:sz w:val="21"/>
+          <w:szCs w:val="21"/>
+        </w:rPr>
+        <w:t xml:space="preserve">A)  -1/4</w:t>
       </w:r>
       <w:r>
         <w:rPr>
@@ -3588,7 +3952,7 @@
           <w:sz w:val="19"/>
           <w:szCs w:val="19"/>
         </w:rPr>
-        <w:t xml:space="preserve">  — 3/4 = 0.75, which lands between 0 and 1. 1.5 and 2 are larger, and -1/2 is to the left of 0.</w:t>
+        <w:t xml:space="preserve">  — |-1/4| = 0.25, |0.5| = 0.5, |-2| = 2, |1.75| = 1.75. Since 0.25 is the smallest absolute value, -1/4 is closest to zero.</w:t>
       </w:r>
     </w:p>
     <w:p>
@@ -3602,14 +3966,14 @@
           <w:sz w:val="21"/>
           <w:szCs w:val="21"/>
         </w:rPr>
-        <w:t xml:space="preserve">4.  </w:t>
-      </w:r>
-      <w:r>
-        <w:rPr>
-          <w:sz w:val="21"/>
-          <w:szCs w:val="21"/>
-        </w:rPr>
-        <w:t xml:space="preserve">A)  -1.5, -0.5, 0.5</w:t>
+        <w:t xml:space="preserve">3.  </w:t>
+      </w:r>
+      <w:r>
+        <w:rPr>
+          <w:sz w:val="21"/>
+          <w:szCs w:val="21"/>
+        </w:rPr>
+        <w:t xml:space="preserve">C)  -4</w:t>
       </w:r>
       <w:r>
         <w:rPr>
@@ -3619,7 +3983,116 @@
           <w:sz w:val="19"/>
           <w:szCs w:val="19"/>
         </w:rPr>
-        <w:t xml:space="preserve">  — The farthest left on the number line comes first: -1.5, then -0.5, then 0.5.</w:t>
+        <w:t xml:space="preserve">  — Farther left means more negative: -4 &lt; -1 &lt; 0 &lt; 2, so -4 is farthest left.</w:t>
+      </w:r>
+    </w:p>
+    <w:p>
+      <w:pPr>
+        <w:spacing w:after="80"/>
+      </w:pPr>
+      <w:r>
+        <w:rPr>
+          <w:b/>
+          <w:bCs/>
+          <w:sz w:val="21"/>
+          <w:szCs w:val="21"/>
+        </w:rPr>
+        <w:t xml:space="preserve">4.  </w:t>
+      </w:r>
+      <w:r>
+        <w:rPr>
+          <w:sz w:val="21"/>
+          <w:szCs w:val="21"/>
+        </w:rPr>
+        <w:t xml:space="preserve">A)  3/4</w:t>
+      </w:r>
+      <w:r>
+        <w:rPr>
+          <w:i/>
+          <w:iCs/>
+          <w:color w:val="5F6F80"/>
+          <w:sz w:val="19"/>
+          <w:szCs w:val="19"/>
+        </w:rPr>
+        <w:t xml:space="preserve">  — The opposite of a number is its reflection across 0, so the opposite of -3/4 is 3/4.</w:t>
+      </w:r>
+    </w:p>
+    <w:p>
+      <w:pPr>
+        <w:pStyle w:val="Heading2"/>
+        <w:spacing w:after="80" w:before="180"/>
+      </w:pPr>
+      <w:r>
+        <w:rPr>
+          <w:b/>
+          <w:bCs/>
+          <w:color w:val="12355B"/>
+          <w:sz w:val="24"/>
+          <w:szCs w:val="24"/>
+        </w:rPr>
+        <w:t xml:space="preserve">Level 2 Enrichment</w:t>
+      </w:r>
+    </w:p>
+    <w:p>
+      <w:pPr>
+        <w:spacing w:after="80"/>
+      </w:pPr>
+      <w:r>
+        <w:rPr>
+          <w:b/>
+          <w:bCs/>
+          <w:sz w:val="21"/>
+          <w:szCs w:val="21"/>
+        </w:rPr>
+        <w:t xml:space="preserve">5.  </w:t>
+      </w:r>
+      <w:r>
+        <w:rPr>
+          <w:sz w:val="21"/>
+          <w:szCs w:val="21"/>
+        </w:rPr>
+        <w:t xml:space="preserve">B)  Halfway between -2 and -3</w:t>
+      </w:r>
+      <w:r>
+        <w:rPr>
+          <w:i/>
+          <w:iCs/>
+          <w:color w:val="5F6F80"/>
+          <w:sz w:val="19"/>
+          <w:szCs w:val="19"/>
+        </w:rPr>
+        <w:t xml:space="preserve">  — -2.5 sits exactly halfway between -2 and -3.</w:t>
+      </w:r>
+    </w:p>
+    <w:p>
+      <w:pPr>
+        <w:spacing w:after="80"/>
+      </w:pPr>
+      <w:r>
+        <w:rPr>
+          <w:b/>
+          <w:bCs/>
+          <w:sz w:val="21"/>
+          <w:szCs w:val="21"/>
+        </w:rPr>
+        <w:t xml:space="preserve">6.  </w:t>
+      </w:r>
+      <w:r>
+        <w:rPr>
+          <w:sz w:val="21"/>
+          <w:szCs w:val="21"/>
+        </w:rPr>
+        <w:t xml:space="preserve">C)  -5, -2, 0, 3</w:t>
+      </w:r>
+      <w:r>
+        <w:rPr>
+          <w:i/>
+          <w:iCs/>
+          <w:color w:val="5F6F80"/>
+          <w:sz w:val="19"/>
+          <w:szCs w:val="19"/>
+        </w:rPr>
+        <w:t xml:space="preserve">  — Least to greatest runs most-negative to most-positive: -5, -2, 0, 3.</w:t>
       </w:r>
     </w:p>
     <w:p>

--- a/lessons/9-4/downloads/9-4-notes-teacher.docx
+++ b/lessons/9-4/downloads/9-4-notes-teacher.docx
@@ -1423,7 +1423,22 @@
           <w:sz w:val="30"/>
           <w:szCs w:val="30"/>
         </w:rPr>
-        <w:t xml:space="preserve">Worked Example</w:t>
+        <w:t xml:space="preserve">Write About the Math</w:t>
+      </w:r>
+    </w:p>
+    <w:p>
+      <w:pPr>
+        <w:spacing w:after="100"/>
+      </w:pPr>
+      <w:r>
+        <w:rPr>
+          <w:i/>
+          <w:iCs/>
+          <w:color w:val="5F6F80"/>
+          <w:sz w:val="19"/>
+          <w:szCs w:val="19"/>
+        </w:rPr>
+        <w:t xml:space="preserve">Use the support level you need. Every level answers the same math question.</w:t>
       </w:r>
     </w:p>
     <w:p>
@@ -1439,17 +1454,17 @@
           <w:sz w:val="24"/>
           <w:szCs w:val="24"/>
         </w:rPr>
-        <w:t xml:space="preserve">Watch &amp; Read</w:t>
+        <w:t xml:space="preserve">1. Understand the Question</w:t>
       </w:r>
       <w:r>
         <w:rPr>
           <w:i/>
           <w:iCs/>
-          <w:color w:val="1FA6A2"/>
+          <w:color w:val="B97A12"/>
           <w:sz w:val="19"/>
           <w:szCs w:val="19"/>
         </w:rPr>
-        <w:t xml:space="preserve">   I Do — follow along with your teacher</w:t>
+        <w:t xml:space="preserve">   explain</w:t>
       </w:r>
     </w:p>
     <w:tbl>
@@ -1484,25 +1499,44 @@
             </w:pPr>
             <w:r>
               <w:rPr>
+                <w:color w:val="1A2733"/>
+                <w:sz w:val="21"/>
+                <w:szCs w:val="21"/>
+              </w:rPr>
+              <w:t xml:space="preserve">Where would you place -1 1/2 on the number line, and how do you decide between which two integers it falls?</w:t>
+            </w:r>
+          </w:p>
+          <w:p>
+            <w:pPr>
+              <w:spacing w:after="0"/>
+            </w:pPr>
+            <w:r>
+              <w:rPr>
                 <w:b/>
                 <w:bCs/>
                 <w:color w:val="12355B"/>
-                <w:sz w:val="22"/>
-                <w:szCs w:val="22"/>
+                <w:sz w:val="20"/>
+                <w:szCs w:val="20"/>
               </w:rPr>
-              <w:t xml:space="preserve">Precise Treasure Coordinates</w:t>
-            </w:r>
-          </w:p>
-          <w:p>
-            <w:pPr>
-              <w:spacing w:after="0"/>
-            </w:pPr>
+              <w:t xml:space="preserve">Your job:  </w:t>
+            </w:r>
             <w:r>
               <w:rPr>
-                <w:sz w:val="21"/>
-                <w:szCs w:val="21"/>
+                <w:sz w:val="20"/>
+                <w:szCs w:val="20"/>
               </w:rPr>
-              <w:t xml:space="preserve">Captain Vega's advanced treasure map uses precise coordinates — not just whole numbers! One clue says the treasure is at -2.5 on the map (halfway between -2 and -3). Another clue points to 3/4 of the way from 0 to 1. A third clue leads to -1 1/2. To find each treasure, you must plot these exact rational numbers on the number line.</w:t>
+              <w:t xml:space="preserve">Answer the question. Use math evidence. Explain how the evidence proves your answer.</w:t>
+            </w:r>
+            <w:r>
+              <w:rPr>
+                <w:i/>
+                <w:iCs/>
+                <w:color w:val="5F6F80"/>
+                <w:sz w:val="18"/>
+                <w:szCs w:val="18"/>
+              </w:rPr>
+              <w:br/>
+              <w:t xml:space="preserve">Responde la pregunta. Usa evidencia matemática. Explica cómo la evidencia demuestra tu respuesta.</w:t>
             </w:r>
           </w:p>
         </w:tc>
@@ -1510,94 +1544,6 @@
     </w:tbl>
     <w:p>
       <w:pPr>
-        <w:spacing w:after="80"/>
-      </w:pPr>
-      <w:r>
-        <w:t xml:space="preserve"/>
-      </w:r>
-    </w:p>
-    <w:p>
-      <w:pPr>
-        <w:spacing w:after="50" w:before="60"/>
-      </w:pPr>
-      <w:r>
-        <w:rPr>
-          <w:b/>
-          <w:bCs/>
-          <w:color w:val="12355B"/>
-          <w:sz w:val="21"/>
-          <w:szCs w:val="21"/>
-        </w:rPr>
-        <w:t xml:space="preserve">Think about:</w:t>
-      </w:r>
-    </w:p>
-    <w:p>
-      <w:pPr>
-        <w:spacing w:after="40"/>
-        <w:ind w:left="300"/>
-      </w:pPr>
-      <w:r>
-        <w:rPr>
-          <w:sz w:val="20"/>
-          <w:szCs w:val="20"/>
-        </w:rPr>
-        <w:t xml:space="preserve">•  Where would -2.5 fall on a number line between -3 and -2?</w:t>
-      </w:r>
-    </w:p>
-    <w:p>
-      <w:pPr>
-        <w:spacing w:after="40"/>
-        <w:ind w:left="300"/>
-      </w:pPr>
-      <w:r>
-        <w:rPr>
-          <w:sz w:val="20"/>
-          <w:szCs w:val="20"/>
-        </w:rPr>
-        <w:t xml:space="preserve">•  How is plotting 3/4 different from plotting a whole number?</w:t>
-      </w:r>
-    </w:p>
-    <w:p>
-      <w:pPr>
-        <w:spacing w:after="40"/>
-        <w:ind w:left="300"/>
-      </w:pPr>
-      <w:r>
-        <w:rPr>
-          <w:sz w:val="20"/>
-          <w:szCs w:val="20"/>
-        </w:rPr>
-        <w:t xml:space="preserve">•  Can a negative number be a fraction or decimal?</w:t>
-      </w:r>
-    </w:p>
-    <w:p>
-      <w:pPr>
-        <w:spacing w:after="40"/>
-        <w:ind w:left="300"/>
-      </w:pPr>
-      <w:r>
-        <w:rPr>
-          <w:sz w:val="20"/>
-          <w:szCs w:val="20"/>
-        </w:rPr>
-        <w:t xml:space="preserve">•  How many rational numbers exist between any two integers?</w:t>
-      </w:r>
-    </w:p>
-    <w:p>
-      <w:pPr>
-        <w:spacing w:after="40"/>
-        <w:ind w:left="300"/>
-      </w:pPr>
-      <w:r>
-        <w:rPr>
-          <w:sz w:val="20"/>
-          <w:szCs w:val="20"/>
-        </w:rPr>
-        <w:t xml:space="preserve">•  Are there numbers that are NOT rational?</w:t>
-      </w:r>
-    </w:p>
-    <w:p>
-      <w:pPr>
         <w:pStyle w:val="Heading2"/>
         <w:spacing w:after="80" w:before="180"/>
       </w:pPr>
@@ -1609,7 +1555,7 @@
           <w:sz w:val="24"/>
           <w:szCs w:val="24"/>
         </w:rPr>
-        <w:t xml:space="preserve">Solved Example</w:t>
+        <w:t xml:space="preserve">2. Plan Your Math Words</w:t>
       </w:r>
       <w:r>
         <w:rPr>
@@ -1619,150 +1565,299 @@
           <w:sz w:val="19"/>
           <w:szCs w:val="19"/>
         </w:rPr>
-        <w:t xml:space="preserve">   I Do — watch each step</w:t>
-      </w:r>
-    </w:p>
-    <w:p>
-      <w:pPr>
-        <w:keepNext/>
-        <w:spacing w:after="40"/>
-      </w:pPr>
-      <w:r>
-        <w:rPr>
-          <w:b/>
-          <w:bCs/>
-          <w:color w:val="12355B"/>
-          <w:sz w:val="21"/>
-          <w:szCs w:val="21"/>
-        </w:rPr>
-        <w:t xml:space="preserve">Problem:  </w:t>
-      </w:r>
-      <w:r>
-        <w:rPr>
-          <w:sz w:val="21"/>
-          <w:szCs w:val="21"/>
-        </w:rPr>
-        <w:t xml:space="preserve">Which point is located between -1 and -2 on the number line?</w:t>
-      </w:r>
-    </w:p>
-    <w:p>
-      <w:pPr>
-        <w:spacing w:after="30"/>
-        <w:ind w:left="420"/>
-      </w:pPr>
-      <w:r>
-        <w:rPr>
+        <w:t xml:space="preserve">   check at least two</w:t>
+      </w:r>
+    </w:p>
+    <w:p>
+      <w:pPr>
+        <w:spacing w:after="60"/>
+      </w:pPr>
+      <w:r>
+        <w:rPr>
+          <w:b/>
+          <w:bCs/>
+          <w:color w:val="1FA6A2"/>
+          <w:sz w:val="22"/>
+          <w:szCs w:val="22"/>
+        </w:rPr>
+        <w:t xml:space="preserve">☐  </w:t>
+      </w:r>
+      <w:r>
+        <w:rPr>
+          <w:b/>
+          <w:bCs/>
+          <w:color w:val="12355B"/>
           <w:sz w:val="20"/>
           <w:szCs w:val="20"/>
         </w:rPr>
-        <w:t xml:space="preserve">A)  -0.5</w:t>
-      </w:r>
-    </w:p>
-    <w:p>
-      <w:pPr>
-        <w:spacing w:after="30"/>
-        <w:ind w:left="420"/>
-      </w:pPr>
+        <w:t xml:space="preserve">Rational number — </w:t>
+      </w:r>
       <w:r>
         <w:rPr>
           <w:sz w:val="20"/>
           <w:szCs w:val="20"/>
         </w:rPr>
-        <w:t xml:space="preserve">B)  -1.5</w:t>
-      </w:r>
-    </w:p>
-    <w:p>
-      <w:pPr>
-        <w:spacing w:after="30"/>
-        <w:ind w:left="420"/>
-      </w:pPr>
-      <w:r>
-        <w:rPr>
+        <w:t xml:space="preserve">Any number you can write as a fraction. This includes fractions, decimals, and integers.</w:t>
+      </w:r>
+      <w:r>
+        <w:rPr>
+          <w:i/>
+          <w:iCs/>
+          <w:color w:val="5F6F80"/>
+          <w:sz w:val="18"/>
+          <w:szCs w:val="18"/>
+        </w:rPr>
+        <w:br/>
+        <w:t xml:space="preserve">Número racional — Cualquier número que puedes escribir como fracción. Incluye fracciones, decimales y enteros.</w:t>
+      </w:r>
+    </w:p>
+    <w:p>
+      <w:pPr>
+        <w:spacing w:after="60"/>
+      </w:pPr>
+      <w:r>
+        <w:rPr>
+          <w:b/>
+          <w:bCs/>
+          <w:color w:val="1FA6A2"/>
+          <w:sz w:val="22"/>
+          <w:szCs w:val="22"/>
+        </w:rPr>
+        <w:t xml:space="preserve">☐  </w:t>
+      </w:r>
+      <w:r>
+        <w:rPr>
+          <w:b/>
+          <w:bCs/>
+          <w:color w:val="12355B"/>
           <w:sz w:val="20"/>
           <w:szCs w:val="20"/>
         </w:rPr>
-        <w:t xml:space="preserve">C)  -2.5</w:t>
-      </w:r>
-    </w:p>
-    <w:p>
-      <w:pPr>
-        <w:spacing w:after="30"/>
-        <w:ind w:left="420"/>
-      </w:pPr>
+        <w:t xml:space="preserve">Fraction — </w:t>
+      </w:r>
       <w:r>
         <w:rPr>
           <w:sz w:val="20"/>
           <w:szCs w:val="20"/>
         </w:rPr>
-        <w:t xml:space="preserve">D)  1.5</w:t>
-      </w:r>
-    </w:p>
-    <w:p>
-      <w:pPr>
-        <w:spacing w:after="20" w:before="50"/>
+        <w:t xml:space="preserve">A number that shows part of a whole, like 3/4.</w:t>
+      </w:r>
+      <w:r>
+        <w:rPr>
+          <w:i/>
+          <w:iCs/>
+          <w:color w:val="5F6F80"/>
+          <w:sz w:val="18"/>
+          <w:szCs w:val="18"/>
+        </w:rPr>
+        <w:br/>
+        <w:t xml:space="preserve">Fracción — Un número que muestra una parte de un todo, como 3/4.</w:t>
+      </w:r>
+    </w:p>
+    <w:p>
+      <w:pPr>
+        <w:spacing w:after="60"/>
       </w:pPr>
       <w:r>
         <w:rPr>
           <w:b/>
           <w:bCs/>
           <w:color w:val="1FA6A2"/>
-          <w:sz w:val="21"/>
-          <w:szCs w:val="21"/>
-        </w:rPr>
-        <w:t xml:space="preserve">Step 1:  </w:t>
-      </w:r>
-      <w:r>
-        <w:rPr>
-          <w:sz w:val="21"/>
-          <w:szCs w:val="21"/>
-        </w:rPr>
-        <w:t xml:space="preserve">-1.5 is between -1 and -2 because it is 0.5 units to the left of -1 (or 0.5 units to the right of -2).</w:t>
-      </w:r>
-    </w:p>
-    <w:p>
-      <w:pPr>
-        <w:spacing w:after="40" w:before="60"/>
-      </w:pPr>
-      <w:r>
-        <w:rPr>
-          <w:b/>
-          <w:bCs/>
-          <w:color w:val="12355B"/>
-          <w:sz w:val="21"/>
-          <w:szCs w:val="21"/>
-        </w:rPr>
-        <w:t xml:space="preserve">Answer:  </w:t>
-      </w:r>
-      <w:r>
-        <w:rPr>
-          <w:b/>
-          <w:bCs/>
-          <w:sz w:val="21"/>
-          <w:szCs w:val="21"/>
-        </w:rPr>
-        <w:t xml:space="preserve">B. -1.5</w:t>
-      </w:r>
-    </w:p>
-    <w:p>
-      <w:pPr>
-        <w:pStyle w:val="Heading1"/>
-        <w:pageBreakBefore/>
-        <w:pBdr>
-          <w:bottom w:val="single" w:color="1FA6A2" w:sz="14" w:space="6"/>
-        </w:pBdr>
-        <w:spacing w:after="140" w:before="0"/>
-      </w:pPr>
-      <w:r>
-        <w:rPr>
-          <w:b/>
-          <w:bCs/>
-          <w:color w:val="12355B"/>
-          <w:sz w:val="30"/>
-          <w:szCs w:val="30"/>
-        </w:rPr>
-        <w:t xml:space="preserve">Guided Practice</w:t>
-      </w:r>
-    </w:p>
+          <w:sz w:val="22"/>
+          <w:szCs w:val="22"/>
+        </w:rPr>
+        <w:t xml:space="preserve">☐  </w:t>
+      </w:r>
+      <w:r>
+        <w:rPr>
+          <w:b/>
+          <w:bCs/>
+          <w:color w:val="12355B"/>
+          <w:sz w:val="20"/>
+          <w:szCs w:val="20"/>
+        </w:rPr>
+        <w:t xml:space="preserve">Number line — </w:t>
+      </w:r>
+      <w:r>
+        <w:rPr>
+          <w:sz w:val="20"/>
+          <w:szCs w:val="20"/>
+        </w:rPr>
+        <w:t xml:space="preserve">A straight line with numbers spaced out evenly.</w:t>
+      </w:r>
+      <w:r>
+        <w:rPr>
+          <w:i/>
+          <w:iCs/>
+          <w:color w:val="5F6F80"/>
+          <w:sz w:val="18"/>
+          <w:szCs w:val="18"/>
+        </w:rPr>
+        <w:br/>
+        <w:t xml:space="preserve">Recta numérica — Una línea recta con números separados de forma pareja.</w:t>
+      </w:r>
+    </w:p>
+    <w:p>
+      <w:pPr>
+        <w:spacing w:after="60"/>
+      </w:pPr>
+      <w:r>
+        <w:rPr>
+          <w:b/>
+          <w:bCs/>
+          <w:color w:val="1FA6A2"/>
+          <w:sz w:val="22"/>
+          <w:szCs w:val="22"/>
+        </w:rPr>
+        <w:t xml:space="preserve">☐  </w:t>
+      </w:r>
+      <w:r>
+        <w:rPr>
+          <w:b/>
+          <w:bCs/>
+          <w:color w:val="12355B"/>
+          <w:sz w:val="20"/>
+          <w:szCs w:val="20"/>
+        </w:rPr>
+        <w:t xml:space="preserve">Integer — </w:t>
+      </w:r>
+      <w:r>
+        <w:rPr>
+          <w:sz w:val="20"/>
+          <w:szCs w:val="20"/>
+        </w:rPr>
+        <w:t xml:space="preserve">Whole numbers and their opposites, like -2, -1, 0, 1, 2.</w:t>
+      </w:r>
+      <w:r>
+        <w:rPr>
+          <w:i/>
+          <w:iCs/>
+          <w:color w:val="5F6F80"/>
+          <w:sz w:val="18"/>
+          <w:szCs w:val="18"/>
+        </w:rPr>
+        <w:br/>
+        <w:t xml:space="preserve">Número entero — Números enteros y sus opuestos, como -2, -1, 0, 1, 2.</w:t>
+      </w:r>
+    </w:p>
+    <w:p>
+      <w:pPr>
+        <w:spacing w:after="60"/>
+      </w:pPr>
+      <w:r>
+        <w:rPr>
+          <w:b/>
+          <w:bCs/>
+          <w:color w:val="1FA6A2"/>
+          <w:sz w:val="22"/>
+          <w:szCs w:val="22"/>
+        </w:rPr>
+        <w:t xml:space="preserve">☐  </w:t>
+      </w:r>
+      <w:r>
+        <w:rPr>
+          <w:b/>
+          <w:bCs/>
+          <w:color w:val="12355B"/>
+          <w:sz w:val="20"/>
+          <w:szCs w:val="20"/>
+        </w:rPr>
+        <w:t xml:space="preserve">Decimal — </w:t>
+      </w:r>
+      <w:r>
+        <w:rPr>
+          <w:sz w:val="20"/>
+          <w:szCs w:val="20"/>
+        </w:rPr>
+        <w:t xml:space="preserve">A number with a dot, like 0.5, that shows a part less than one.</w:t>
+      </w:r>
+      <w:r>
+        <w:rPr>
+          <w:i/>
+          <w:iCs/>
+          <w:color w:val="5F6F80"/>
+          <w:sz w:val="18"/>
+          <w:szCs w:val="18"/>
+        </w:rPr>
+        <w:br/>
+        <w:t xml:space="preserve">Decimal — Un número con un punto, como 0.5, que muestra una parte menor que uno.</w:t>
+      </w:r>
+    </w:p>
+    <w:tbl>
+      <w:tblPr>
+        <w:tblW w:type="pct" w:w="100%"/>
+        <w:tblBorders>
+          <w:top w:val="single" w:color="1FA6A2" w:sz="8"/>
+          <w:left w:val="single" w:color="1FA6A2" w:sz="8"/>
+          <w:bottom w:val="single" w:color="1FA6A2" w:sz="8"/>
+          <w:right w:val="single" w:color="1FA6A2" w:sz="8"/>
+          <w:insideH w:val="single" w:color="auto" w:sz="4"/>
+          <w:insideV w:val="single" w:color="auto" w:sz="4"/>
+        </w:tblBorders>
+      </w:tblPr>
+      <w:tblGrid>
+        <w:gridCol w:w="100"/>
+      </w:tblGrid>
+      <w:tr>
+        <w:tc>
+          <w:tcPr>
+            <w:shd w:fill="F7FFFD" w:color="auto" w:val="clear"/>
+            <w:tcMar>
+              <w:top w:type="dxa" w:w="120"/>
+              <w:left w:type="dxa" w:w="180"/>
+              <w:bottom w:type="dxa" w:w="120"/>
+              <w:right w:type="dxa" w:w="180"/>
+            </w:tcMar>
+          </w:tcPr>
+          <w:p>
+            <w:pPr>
+              <w:spacing w:after="50"/>
+            </w:pPr>
+            <w:r>
+              <w:rPr>
+                <w:b/>
+                <w:bCs/>
+                <w:color w:val="1FA6A2"/>
+                <w:sz w:val="20"/>
+                <w:szCs w:val="20"/>
+              </w:rPr>
+              <w:t xml:space="preserve">Say it first:  </w:t>
+            </w:r>
+            <w:r>
+              <w:rPr>
+                <w:sz w:val="20"/>
+                <w:szCs w:val="20"/>
+              </w:rPr>
+              <w:t xml:space="preserve">Say your idea to a partner or quietly to yourself before you write.</w:t>
+            </w:r>
+          </w:p>
+          <w:p>
+            <w:pPr>
+              <w:spacing w:after="60"/>
+            </w:pPr>
+            <w:r>
+              <w:rPr>
+                <w:color w:val="1A2733"/>
+                <w:sz w:val="21"/>
+                <w:szCs w:val="21"/>
+              </w:rPr>
+              <w:t xml:space="preserve">-1 1/2 is between ___ and ___.</w:t>
+            </w:r>
+            <w:r>
+              <w:rPr>
+                <w:i/>
+                <w:iCs/>
+                <w:color w:val="5F6F80"/>
+                <w:sz w:val="19"/>
+                <w:szCs w:val="19"/>
+              </w:rPr>
+              <w:br/>
+              <w:t xml:space="preserve">-1 1/2 esta entre ___ y ___.</w:t>
+            </w:r>
+          </w:p>
+        </w:tc>
+      </w:tr>
+    </w:tbl>
     <w:p>
       <w:pPr>
         <w:pStyle w:val="Heading2"/>
@@ -1776,181 +1871,17 @@
           <w:sz w:val="24"/>
           <w:szCs w:val="24"/>
         </w:rPr>
-        <w:t xml:space="preserve">Solve Together</w:t>
+        <w:t xml:space="preserve">3. Build Your Explanation</w:t>
       </w:r>
       <w:r>
         <w:rPr>
           <w:i/>
           <w:iCs/>
-          <w:color w:val="6B4FA0"/>
+          <w:color w:val="B97A12"/>
           <w:sz w:val="19"/>
           <w:szCs w:val="19"/>
         </w:rPr>
-        <w:t xml:space="preserve">   We Do — work with your class</w:t>
-      </w:r>
-    </w:p>
-    <w:p>
-      <w:pPr>
-        <w:keepNext/>
-        <w:spacing w:after="40" w:before="40"/>
-      </w:pPr>
-      <w:r>
-        <w:rPr>
-          <w:b/>
-          <w:bCs/>
-          <w:color w:val="12355B"/>
-          <w:sz w:val="21"/>
-          <w:szCs w:val="21"/>
-        </w:rPr>
-        <w:t xml:space="preserve">Problem:  </w:t>
-      </w:r>
-      <w:r>
-        <w:rPr>
-          <w:sz w:val="21"/>
-          <w:szCs w:val="21"/>
-        </w:rPr>
-        <w:t xml:space="preserve">Which fraction is equivalent to 0.25?</w:t>
-      </w:r>
-    </w:p>
-    <w:p>
-      <w:pPr>
-        <w:spacing w:after="30"/>
-        <w:ind w:left="420"/>
-      </w:pPr>
-      <w:r>
-        <w:rPr>
-          <w:sz w:val="20"/>
-          <w:szCs w:val="20"/>
-        </w:rPr>
-        <w:t xml:space="preserve">A)  1/4</w:t>
-      </w:r>
-    </w:p>
-    <w:p>
-      <w:pPr>
-        <w:spacing w:after="30"/>
-        <w:ind w:left="420"/>
-      </w:pPr>
-      <w:r>
-        <w:rPr>
-          <w:sz w:val="20"/>
-          <w:szCs w:val="20"/>
-        </w:rPr>
-        <w:t xml:space="preserve">B)  1/2</w:t>
-      </w:r>
-    </w:p>
-    <w:p>
-      <w:pPr>
-        <w:spacing w:after="30"/>
-        <w:ind w:left="420"/>
-      </w:pPr>
-      <w:r>
-        <w:rPr>
-          <w:sz w:val="20"/>
-          <w:szCs w:val="20"/>
-        </w:rPr>
-        <w:t xml:space="preserve">C)  2/5</w:t>
-      </w:r>
-    </w:p>
-    <w:p>
-      <w:pPr>
-        <w:spacing w:after="30"/>
-        <w:ind w:left="420"/>
-      </w:pPr>
-      <w:r>
-        <w:rPr>
-          <w:sz w:val="20"/>
-          <w:szCs w:val="20"/>
-        </w:rPr>
-        <w:t xml:space="preserve">D)  1/3</w:t>
-      </w:r>
-    </w:p>
-    <w:p>
-      <w:pPr>
-        <w:keepNext/>
-        <w:spacing w:after="0" w:before="50"/>
-      </w:pPr>
-      <w:r>
-        <w:rPr>
-          <w:b/>
-          <w:bCs/>
-          <w:color w:val="6B4FA0"/>
-          <w:sz w:val="21"/>
-          <w:szCs w:val="21"/>
-        </w:rPr>
-        <w:t xml:space="preserve">Step 1:</w:t>
-      </w:r>
-    </w:p>
-    <w:p>
-      <w:pPr>
-        <w:pBdr>
-          <w:bottom w:val="single" w:color="AFBECC" w:sz="6"/>
-        </w:pBdr>
-        <w:spacing w:after="30" w:before="150"/>
-      </w:pPr>
-      <w:r>
-        <w:t xml:space="preserve"/>
-      </w:r>
-    </w:p>
-    <w:p>
-      <w:pPr>
-        <w:keepNext/>
-        <w:spacing w:after="0" w:before="50"/>
-      </w:pPr>
-      <w:r>
-        <w:rPr>
-          <w:b/>
-          <w:bCs/>
-          <w:color w:val="6B4FA0"/>
-          <w:sz w:val="21"/>
-          <w:szCs w:val="21"/>
-        </w:rPr>
-        <w:t xml:space="preserve">Step 2:</w:t>
-      </w:r>
-    </w:p>
-    <w:p>
-      <w:pPr>
-        <w:pBdr>
-          <w:bottom w:val="single" w:color="AFBECC" w:sz="6"/>
-        </w:pBdr>
-        <w:spacing w:after="30" w:before="150"/>
-      </w:pPr>
-      <w:r>
-        <w:t xml:space="preserve"/>
-      </w:r>
-    </w:p>
-    <w:p>
-      <w:pPr>
-        <w:keepNext/>
-        <w:spacing w:after="0" w:before="60"/>
-      </w:pPr>
-      <w:r>
-        <w:rPr>
-          <w:b/>
-          <w:bCs/>
-          <w:color w:val="12355B"/>
-          <w:sz w:val="21"/>
-          <w:szCs w:val="21"/>
-        </w:rPr>
-        <w:t xml:space="preserve">Answer:</w:t>
-      </w:r>
-    </w:p>
-    <w:p>
-      <w:pPr>
-        <w:pBdr>
-          <w:bottom w:val="single" w:color="AFBECC" w:sz="6"/>
-        </w:pBdr>
-        <w:spacing w:after="30" w:before="150"/>
-      </w:pPr>
-      <w:r>
-        <w:t xml:space="preserve"/>
-      </w:r>
-    </w:p>
-    <w:p>
-      <w:pPr>
-        <w:spacing w:after="80"/>
-      </w:pPr>
-      <w:r>
-        <w:t xml:space="preserve"/>
+        <w:t xml:space="preserve">   choose your support</w:t>
       </w:r>
     </w:p>
     <w:tbl>
@@ -1981,6 +1912,1371 @@
           </w:tcPr>
           <w:p>
             <w:pPr>
+              <w:spacing w:after="50"/>
+            </w:pPr>
+            <w:r>
+              <w:rPr>
+                <w:i/>
+                <w:iCs/>
+                <w:color w:val="5F6F80"/>
+                <w:sz w:val="19"/>
+                <w:szCs w:val="19"/>
+              </w:rPr>
+              <w:t xml:space="preserve">This model shows the parts of an explanation. It does not answer your writing question.</w:t>
+            </w:r>
+          </w:p>
+          <w:p>
+            <w:pPr>
+              <w:spacing w:after="80"/>
+            </w:pPr>
+            <w:r>
+              <w:rPr>
+                <w:b/>
+                <w:bCs/>
+                <w:color w:val="12355B"/>
+                <w:sz w:val="19"/>
+                <w:szCs w:val="19"/>
+              </w:rPr>
+              <w:t xml:space="preserve">Claim:  </w:t>
+            </w:r>
+            <w:r>
+              <w:rPr>
+                <w:sz w:val="19"/>
+                <w:szCs w:val="19"/>
+              </w:rPr>
+              <w:t xml:space="preserve">All of these are rational numbers because each one can be ___.</w:t>
+            </w:r>
+          </w:p>
+          <w:p>
+            <w:pPr>
+              <w:spacing w:after="80"/>
+            </w:pPr>
+            <w:r>
+              <w:rPr>
+                <w:b/>
+                <w:bCs/>
+                <w:color w:val="12355B"/>
+                <w:sz w:val="19"/>
+                <w:szCs w:val="19"/>
+              </w:rPr>
+              <w:t xml:space="preserve">Evidence:  </w:t>
+            </w:r>
+            <w:r>
+              <w:rPr>
+                <w:sz w:val="19"/>
+                <w:szCs w:val="19"/>
+              </w:rPr>
+              <w:t xml:space="preserve">Student explains a rational number is any number that can be written as a fraction, including integers and decimals.</w:t>
+            </w:r>
+          </w:p>
+          <w:p>
+            <w:pPr>
+              <w:spacing w:after="80"/>
+            </w:pPr>
+            <w:r>
+              <w:rPr>
+                <w:b/>
+                <w:bCs/>
+                <w:color w:val="12355B"/>
+                <w:sz w:val="19"/>
+                <w:szCs w:val="19"/>
+              </w:rPr>
+              <w:t xml:space="preserve">Reasoning:  </w:t>
+            </w:r>
+            <w:r>
+              <w:rPr>
+                <w:sz w:val="19"/>
+                <w:szCs w:val="19"/>
+              </w:rPr>
+              <w:t xml:space="preserve">This evidence connects the definition of rational number to the mathematical claim.</w:t>
+            </w:r>
+          </w:p>
+        </w:tc>
+      </w:tr>
+    </w:tbl>
+    <w:p>
+      <w:pPr>
+        <w:pStyle w:val="Heading2"/>
+        <w:spacing w:after="80" w:before="180"/>
+      </w:pPr>
+      <w:r>
+        <w:rPr>
+          <w:b/>
+          <w:bCs/>
+          <w:color w:val="12355B"/>
+          <w:sz w:val="24"/>
+          <w:szCs w:val="24"/>
+        </w:rPr>
+        <w:t xml:space="preserve">Start</w:t>
+      </w:r>
+      <w:r>
+        <w:rPr>
+          <w:i/>
+          <w:iCs/>
+          <w:color w:val="1FA6A2"/>
+          <w:sz w:val="19"/>
+          <w:szCs w:val="19"/>
+        </w:rPr>
+        <w:t xml:space="preserve">   Most language support</w:t>
+      </w:r>
+    </w:p>
+    <w:p>
+      <w:pPr>
+        <w:spacing w:after="60"/>
+      </w:pPr>
+      <w:r>
+        <w:rPr>
+          <w:color w:val="1A2733"/>
+          <w:sz w:val="21"/>
+          <w:szCs w:val="21"/>
+        </w:rPr>
+        <w:t xml:space="preserve">Complete the frames. Use the word bank.</w:t>
+      </w:r>
+      <w:r>
+        <w:rPr>
+          <w:i/>
+          <w:iCs/>
+          <w:color w:val="5F6F80"/>
+          <w:sz w:val="19"/>
+          <w:szCs w:val="19"/>
+        </w:rPr>
+        <w:br/>
+        <w:t xml:space="preserve">Completa las oraciones. Usa el banco de palabras.</w:t>
+      </w:r>
+    </w:p>
+    <w:p>
+      <w:pPr>
+        <w:spacing w:after="60"/>
+      </w:pPr>
+      <w:r>
+        <w:rPr>
+          <w:color w:val="1A2733"/>
+          <w:sz w:val="21"/>
+          <w:szCs w:val="21"/>
+        </w:rPr>
+        <w:t xml:space="preserve">-1 1/2 is between ___ and ___.</w:t>
+      </w:r>
+      <w:r>
+        <w:rPr>
+          <w:i/>
+          <w:iCs/>
+          <w:color w:val="5F6F80"/>
+          <w:sz w:val="19"/>
+          <w:szCs w:val="19"/>
+        </w:rPr>
+        <w:br/>
+        <w:t xml:space="preserve">-1 1/2 esta entre ___ y ___.</w:t>
+      </w:r>
+    </w:p>
+    <w:p>
+      <w:pPr>
+        <w:spacing w:after="60"/>
+      </w:pPr>
+      <w:r>
+        <w:rPr>
+          <w:color w:val="1A2733"/>
+          <w:sz w:val="21"/>
+          <w:szCs w:val="21"/>
+        </w:rPr>
+        <w:t xml:space="preserve">It is closer to ___ because ___.</w:t>
+      </w:r>
+      <w:r>
+        <w:rPr>
+          <w:i/>
+          <w:iCs/>
+          <w:color w:val="5F6F80"/>
+          <w:sz w:val="19"/>
+          <w:szCs w:val="19"/>
+        </w:rPr>
+        <w:br/>
+        <w:t xml:space="preserve">Esta mas cerca de ___ porque ___.</w:t>
+      </w:r>
+    </w:p>
+    <w:tbl>
+      <w:tblPr>
+        <w:tblW w:type="pct" w:w="100%"/>
+        <w:tblBorders>
+          <w:top w:val="single" w:color="C7D2DD" w:sz="6"/>
+          <w:left w:val="single" w:color="C7D2DD" w:sz="6"/>
+          <w:bottom w:val="single" w:color="C7D2DD" w:sz="6"/>
+          <w:right w:val="single" w:color="C7D2DD" w:sz="6"/>
+          <w:insideH w:val="single" w:color="auto" w:sz="4"/>
+          <w:insideV w:val="single" w:color="auto" w:sz="4"/>
+        </w:tblBorders>
+      </w:tblPr>
+      <w:tblGrid>
+        <w:gridCol w:w="100"/>
+      </w:tblGrid>
+      <w:tr>
+        <w:tc>
+          <w:tcPr>
+            <w:shd w:fill="FBF3E2" w:color="auto" w:val="clear"/>
+            <w:tcMar>
+              <w:top w:type="dxa" w:w="60"/>
+              <w:left w:type="dxa" w:w="120"/>
+              <w:bottom w:type="dxa" w:w="60"/>
+              <w:right w:type="dxa" w:w="120"/>
+            </w:tcMar>
+          </w:tcPr>
+          <w:p>
+            <w:pPr>
+              <w:spacing w:after="0" w:line="320"/>
+            </w:pPr>
+            <w:r>
+              <w:t xml:space="preserve"/>
+            </w:r>
+          </w:p>
+          <w:p>
+            <w:pPr>
+              <w:spacing w:after="0" w:line="320"/>
+            </w:pPr>
+            <w:r>
+              <w:t xml:space="preserve"/>
+            </w:r>
+          </w:p>
+          <w:p>
+            <w:pPr>
+              <w:spacing w:after="0" w:line="320"/>
+            </w:pPr>
+            <w:r>
+              <w:t xml:space="preserve"/>
+            </w:r>
+          </w:p>
+        </w:tc>
+      </w:tr>
+    </w:tbl>
+    <w:p>
+      <w:pPr>
+        <w:pStyle w:val="Heading2"/>
+        <w:spacing w:after="80" w:before="180"/>
+      </w:pPr>
+      <w:r>
+        <w:rPr>
+          <w:b/>
+          <w:bCs/>
+          <w:color w:val="12355B"/>
+          <w:sz w:val="24"/>
+          <w:szCs w:val="24"/>
+        </w:rPr>
+        <w:t xml:space="preserve">Build</w:t>
+      </w:r>
+      <w:r>
+        <w:rPr>
+          <w:i/>
+          <w:iCs/>
+          <w:color w:val="B97A12"/>
+          <w:sz w:val="19"/>
+          <w:szCs w:val="19"/>
+        </w:rPr>
+        <w:t xml:space="preserve">   Some language support</w:t>
+      </w:r>
+    </w:p>
+    <w:p>
+      <w:pPr>
+        <w:spacing w:after="60"/>
+      </w:pPr>
+      <w:r>
+        <w:rPr>
+          <w:color w:val="1A2733"/>
+          <w:sz w:val="21"/>
+          <w:szCs w:val="21"/>
+        </w:rPr>
+        <w:t xml:space="preserve">Write two connected sentences. Use because, so, or but.</w:t>
+      </w:r>
+      <w:r>
+        <w:rPr>
+          <w:i/>
+          <w:iCs/>
+          <w:color w:val="5F6F80"/>
+          <w:sz w:val="19"/>
+          <w:szCs w:val="19"/>
+        </w:rPr>
+        <w:br/>
+        <w:t xml:space="preserve">Escribe dos oraciones conectadas. Usa porque, entonces o pero.</w:t>
+      </w:r>
+    </w:p>
+    <w:p>
+      <w:pPr>
+        <w:spacing w:after="60"/>
+      </w:pPr>
+      <w:r>
+        <w:rPr>
+          <w:color w:val="1A2733"/>
+          <w:sz w:val="21"/>
+          <w:szCs w:val="21"/>
+        </w:rPr>
+        <w:t xml:space="preserve">My claim is ___.</w:t>
+      </w:r>
+      <w:r>
+        <w:rPr>
+          <w:i/>
+          <w:iCs/>
+          <w:color w:val="5F6F80"/>
+          <w:sz w:val="19"/>
+          <w:szCs w:val="19"/>
+        </w:rPr>
+        <w:br/>
+        <w:t xml:space="preserve">Mi afirmación es ___.</w:t>
+      </w:r>
+    </w:p>
+    <w:p>
+      <w:pPr>
+        <w:spacing w:after="60"/>
+      </w:pPr>
+      <w:r>
+        <w:rPr>
+          <w:color w:val="1A2733"/>
+          <w:sz w:val="21"/>
+          <w:szCs w:val="21"/>
+        </w:rPr>
+        <w:t xml:space="preserve">I know because ___.</w:t>
+      </w:r>
+      <w:r>
+        <w:rPr>
+          <w:i/>
+          <w:iCs/>
+          <w:color w:val="5F6F80"/>
+          <w:sz w:val="19"/>
+          <w:szCs w:val="19"/>
+        </w:rPr>
+        <w:br/>
+        <w:t xml:space="preserve">Lo sé porque ___.</w:t>
+      </w:r>
+    </w:p>
+    <w:p>
+      <w:pPr>
+        <w:spacing w:after="60"/>
+      </w:pPr>
+      <w:r>
+        <w:rPr>
+          <w:color w:val="1A2733"/>
+          <w:sz w:val="21"/>
+          <w:szCs w:val="21"/>
+        </w:rPr>
+        <w:t xml:space="preserve">So ___.</w:t>
+      </w:r>
+      <w:r>
+        <w:rPr>
+          <w:i/>
+          <w:iCs/>
+          <w:color w:val="5F6F80"/>
+          <w:sz w:val="19"/>
+          <w:szCs w:val="19"/>
+        </w:rPr>
+        <w:br/>
+        <w:t xml:space="preserve">Entonces ___.</w:t>
+      </w:r>
+    </w:p>
+    <w:tbl>
+      <w:tblPr>
+        <w:tblW w:type="pct" w:w="100%"/>
+        <w:tblBorders>
+          <w:top w:val="single" w:color="C7D2DD" w:sz="6"/>
+          <w:left w:val="single" w:color="C7D2DD" w:sz="6"/>
+          <w:bottom w:val="single" w:color="C7D2DD" w:sz="6"/>
+          <w:right w:val="single" w:color="C7D2DD" w:sz="6"/>
+          <w:insideH w:val="single" w:color="auto" w:sz="4"/>
+          <w:insideV w:val="single" w:color="auto" w:sz="4"/>
+        </w:tblBorders>
+      </w:tblPr>
+      <w:tblGrid>
+        <w:gridCol w:w="100"/>
+      </w:tblGrid>
+      <w:tr>
+        <w:tc>
+          <w:tcPr>
+            <w:shd w:fill="FBF3E2" w:color="auto" w:val="clear"/>
+            <w:tcMar>
+              <w:top w:type="dxa" w:w="60"/>
+              <w:left w:type="dxa" w:w="120"/>
+              <w:bottom w:type="dxa" w:w="60"/>
+              <w:right w:type="dxa" w:w="120"/>
+            </w:tcMar>
+          </w:tcPr>
+          <w:p>
+            <w:pPr>
+              <w:spacing w:after="0" w:line="320"/>
+            </w:pPr>
+            <w:r>
+              <w:t xml:space="preserve"/>
+            </w:r>
+          </w:p>
+          <w:p>
+            <w:pPr>
+              <w:spacing w:after="0" w:line="320"/>
+            </w:pPr>
+            <w:r>
+              <w:t xml:space="preserve"/>
+            </w:r>
+          </w:p>
+          <w:p>
+            <w:pPr>
+              <w:spacing w:after="0" w:line="320"/>
+            </w:pPr>
+            <w:r>
+              <w:t xml:space="preserve"/>
+            </w:r>
+          </w:p>
+        </w:tc>
+      </w:tr>
+    </w:tbl>
+    <w:p>
+      <w:pPr>
+        <w:pStyle w:val="Heading2"/>
+        <w:spacing w:after="80" w:before="180"/>
+      </w:pPr>
+      <w:r>
+        <w:rPr>
+          <w:b/>
+          <w:bCs/>
+          <w:color w:val="12355B"/>
+          <w:sz w:val="24"/>
+          <w:szCs w:val="24"/>
+        </w:rPr>
+        <w:t xml:space="preserve">Explain</w:t>
+      </w:r>
+      <w:r>
+        <w:rPr>
+          <w:i/>
+          <w:iCs/>
+          <w:color w:val="B97A12"/>
+          <w:sz w:val="19"/>
+          <w:szCs w:val="19"/>
+        </w:rPr>
+        <w:t xml:space="preserve">   Light language support</w:t>
+      </w:r>
+    </w:p>
+    <w:p>
+      <w:pPr>
+        <w:spacing w:after="60"/>
+      </w:pPr>
+      <w:r>
+        <w:rPr>
+          <w:color w:val="1A2733"/>
+          <w:sz w:val="21"/>
+          <w:szCs w:val="21"/>
+        </w:rPr>
+        <w:t xml:space="preserve">Write a claim, give math evidence, and explain your reasoning.</w:t>
+      </w:r>
+      <w:r>
+        <w:rPr>
+          <w:i/>
+          <w:iCs/>
+          <w:color w:val="5F6F80"/>
+          <w:sz w:val="19"/>
+          <w:szCs w:val="19"/>
+        </w:rPr>
+        <w:br/>
+        <w:t xml:space="preserve">Escribe una afirmación, da evidencia matemática y explica tu razonamiento.</w:t>
+      </w:r>
+    </w:p>
+    <w:p>
+      <w:pPr>
+        <w:spacing w:after="60"/>
+      </w:pPr>
+      <w:r>
+        <w:rPr>
+          <w:color w:val="1A2733"/>
+          <w:sz w:val="21"/>
+          <w:szCs w:val="21"/>
+        </w:rPr>
+        <w:t xml:space="preserve">My claim is ___.</w:t>
+      </w:r>
+      <w:r>
+        <w:rPr>
+          <w:i/>
+          <w:iCs/>
+          <w:color w:val="5F6F80"/>
+          <w:sz w:val="19"/>
+          <w:szCs w:val="19"/>
+        </w:rPr>
+        <w:br/>
+        <w:t xml:space="preserve">Mi afirmación es ___.</w:t>
+      </w:r>
+    </w:p>
+    <w:p>
+      <w:pPr>
+        <w:spacing w:after="60"/>
+      </w:pPr>
+      <w:r>
+        <w:rPr>
+          <w:color w:val="1A2733"/>
+          <w:sz w:val="21"/>
+          <w:szCs w:val="21"/>
+        </w:rPr>
+        <w:t xml:space="preserve">My math evidence is ___.</w:t>
+      </w:r>
+      <w:r>
+        <w:rPr>
+          <w:i/>
+          <w:iCs/>
+          <w:color w:val="5F6F80"/>
+          <w:sz w:val="19"/>
+          <w:szCs w:val="19"/>
+        </w:rPr>
+        <w:br/>
+        <w:t xml:space="preserve">Mi evidencia matemática es ___.</w:t>
+      </w:r>
+    </w:p>
+    <w:p>
+      <w:pPr>
+        <w:spacing w:after="60"/>
+      </w:pPr>
+      <w:r>
+        <w:rPr>
+          <w:color w:val="1A2733"/>
+          <w:sz w:val="21"/>
+          <w:szCs w:val="21"/>
+        </w:rPr>
+        <w:t xml:space="preserve">This proves ___ because ___.</w:t>
+      </w:r>
+      <w:r>
+        <w:rPr>
+          <w:i/>
+          <w:iCs/>
+          <w:color w:val="5F6F80"/>
+          <w:sz w:val="19"/>
+          <w:szCs w:val="19"/>
+        </w:rPr>
+        <w:br/>
+        <w:t xml:space="preserve">Esto demuestra ___ porque ___.</w:t>
+      </w:r>
+    </w:p>
+    <w:tbl>
+      <w:tblPr>
+        <w:tblW w:type="pct" w:w="100%"/>
+        <w:tblBorders>
+          <w:top w:val="single" w:color="C7D2DD" w:sz="6"/>
+          <w:left w:val="single" w:color="C7D2DD" w:sz="6"/>
+          <w:bottom w:val="single" w:color="C7D2DD" w:sz="6"/>
+          <w:right w:val="single" w:color="C7D2DD" w:sz="6"/>
+          <w:insideH w:val="single" w:color="auto" w:sz="4"/>
+          <w:insideV w:val="single" w:color="auto" w:sz="4"/>
+        </w:tblBorders>
+      </w:tblPr>
+      <w:tblGrid>
+        <w:gridCol w:w="100"/>
+      </w:tblGrid>
+      <w:tr>
+        <w:tc>
+          <w:tcPr>
+            <w:shd w:fill="FBF3E2" w:color="auto" w:val="clear"/>
+            <w:tcMar>
+              <w:top w:type="dxa" w:w="60"/>
+              <w:left w:type="dxa" w:w="120"/>
+              <w:bottom w:type="dxa" w:w="60"/>
+              <w:right w:type="dxa" w:w="120"/>
+            </w:tcMar>
+          </w:tcPr>
+          <w:p>
+            <w:pPr>
+              <w:spacing w:after="0" w:line="320"/>
+            </w:pPr>
+            <w:r>
+              <w:t xml:space="preserve"/>
+            </w:r>
+          </w:p>
+          <w:p>
+            <w:pPr>
+              <w:spacing w:after="0" w:line="320"/>
+            </w:pPr>
+            <w:r>
+              <w:t xml:space="preserve"/>
+            </w:r>
+          </w:p>
+          <w:p>
+            <w:pPr>
+              <w:spacing w:after="0" w:line="320"/>
+            </w:pPr>
+            <w:r>
+              <w:t xml:space="preserve"/>
+            </w:r>
+          </w:p>
+          <w:p>
+            <w:pPr>
+              <w:spacing w:after="0" w:line="320"/>
+            </w:pPr>
+            <w:r>
+              <w:t xml:space="preserve"/>
+            </w:r>
+          </w:p>
+          <w:p>
+            <w:pPr>
+              <w:spacing w:after="0" w:line="320"/>
+            </w:pPr>
+            <w:r>
+              <w:t xml:space="preserve"/>
+            </w:r>
+          </w:p>
+        </w:tc>
+      </w:tr>
+    </w:tbl>
+    <w:p>
+      <w:pPr>
+        <w:pStyle w:val="Heading2"/>
+        <w:spacing w:after="80" w:before="180"/>
+      </w:pPr>
+      <w:r>
+        <w:rPr>
+          <w:b/>
+          <w:bCs/>
+          <w:color w:val="12355B"/>
+          <w:sz w:val="24"/>
+          <w:szCs w:val="24"/>
+        </w:rPr>
+        <w:t xml:space="preserve">4. Check Your Explanation</w:t>
+      </w:r>
+      <w:r>
+        <w:rPr>
+          <w:i/>
+          <w:iCs/>
+          <w:color w:val="1FA6A2"/>
+          <w:sz w:val="19"/>
+          <w:szCs w:val="19"/>
+        </w:rPr>
+        <w:t xml:space="preserve">   five quick checks</w:t>
+      </w:r>
+    </w:p>
+    <w:p>
+      <w:pPr>
+        <w:spacing w:after="80"/>
+      </w:pPr>
+      <w:r>
+        <w:rPr>
+          <w:b/>
+          <w:bCs/>
+          <w:color w:val="1FA6A2"/>
+          <w:sz w:val="22"/>
+          <w:szCs w:val="22"/>
+        </w:rPr>
+        <w:t xml:space="preserve">☐  </w:t>
+      </w:r>
+      <w:r>
+        <w:rPr>
+          <w:sz w:val="20"/>
+          <w:szCs w:val="20"/>
+        </w:rPr>
+        <w:t xml:space="preserve">I answered the question.</w:t>
+      </w:r>
+      <w:r>
+        <w:rPr>
+          <w:i/>
+          <w:iCs/>
+          <w:color w:val="5F6F80"/>
+          <w:sz w:val="18"/>
+          <w:szCs w:val="18"/>
+        </w:rPr>
+        <w:br/>
+        <w:t xml:space="preserve">Respondí la pregunta.</w:t>
+      </w:r>
+    </w:p>
+    <w:p>
+      <w:pPr>
+        <w:spacing w:after="80"/>
+      </w:pPr>
+      <w:r>
+        <w:rPr>
+          <w:b/>
+          <w:bCs/>
+          <w:color w:val="1FA6A2"/>
+          <w:sz w:val="22"/>
+          <w:szCs w:val="22"/>
+        </w:rPr>
+        <w:t xml:space="preserve">☐  </w:t>
+      </w:r>
+      <w:r>
+        <w:rPr>
+          <w:sz w:val="20"/>
+          <w:szCs w:val="20"/>
+        </w:rPr>
+        <w:t xml:space="preserve">I used math evidence: numbers, an equation, a model, or a comparison.</w:t>
+      </w:r>
+      <w:r>
+        <w:rPr>
+          <w:i/>
+          <w:iCs/>
+          <w:color w:val="5F6F80"/>
+          <w:sz w:val="18"/>
+          <w:szCs w:val="18"/>
+        </w:rPr>
+        <w:br/>
+        <w:t xml:space="preserve">Usé evidencia matemática: números, una ecuación, un modelo o una comparación.</w:t>
+      </w:r>
+    </w:p>
+    <w:p>
+      <w:pPr>
+        <w:spacing w:after="80"/>
+      </w:pPr>
+      <w:r>
+        <w:rPr>
+          <w:b/>
+          <w:bCs/>
+          <w:color w:val="1FA6A2"/>
+          <w:sz w:val="22"/>
+          <w:szCs w:val="22"/>
+        </w:rPr>
+        <w:t xml:space="preserve">☐  </w:t>
+      </w:r>
+      <w:r>
+        <w:rPr>
+          <w:sz w:val="20"/>
+          <w:szCs w:val="20"/>
+        </w:rPr>
+        <w:t xml:space="preserve">I explained how the evidence proves my answer.</w:t>
+      </w:r>
+      <w:r>
+        <w:rPr>
+          <w:i/>
+          <w:iCs/>
+          <w:color w:val="5F6F80"/>
+          <w:sz w:val="18"/>
+          <w:szCs w:val="18"/>
+        </w:rPr>
+        <w:br/>
+        <w:t xml:space="preserve">Expliqué cómo la evidencia demuestra mi respuesta.</w:t>
+      </w:r>
+    </w:p>
+    <w:p>
+      <w:pPr>
+        <w:spacing w:after="80"/>
+      </w:pPr>
+      <w:r>
+        <w:rPr>
+          <w:b/>
+          <w:bCs/>
+          <w:color w:val="1FA6A2"/>
+          <w:sz w:val="22"/>
+          <w:szCs w:val="22"/>
+        </w:rPr>
+        <w:t xml:space="preserve">☐  </w:t>
+      </w:r>
+      <w:r>
+        <w:rPr>
+          <w:sz w:val="20"/>
+          <w:szCs w:val="20"/>
+        </w:rPr>
+        <w:t xml:space="preserve">I used at least two math words.</w:t>
+      </w:r>
+      <w:r>
+        <w:rPr>
+          <w:i/>
+          <w:iCs/>
+          <w:color w:val="5F6F80"/>
+          <w:sz w:val="18"/>
+          <w:szCs w:val="18"/>
+        </w:rPr>
+        <w:br/>
+        <w:t xml:space="preserve">Usé por lo menos dos palabras matemáticas.</w:t>
+      </w:r>
+    </w:p>
+    <w:p>
+      <w:pPr>
+        <w:spacing w:after="80"/>
+      </w:pPr>
+      <w:r>
+        <w:rPr>
+          <w:b/>
+          <w:bCs/>
+          <w:color w:val="1FA6A2"/>
+          <w:sz w:val="22"/>
+          <w:szCs w:val="22"/>
+        </w:rPr>
+        <w:t xml:space="preserve">☐  </w:t>
+      </w:r>
+      <w:r>
+        <w:rPr>
+          <w:sz w:val="20"/>
+          <w:szCs w:val="20"/>
+        </w:rPr>
+        <w:t xml:space="preserve">I reread complete sentences and punctuation.</w:t>
+      </w:r>
+      <w:r>
+        <w:rPr>
+          <w:i/>
+          <w:iCs/>
+          <w:color w:val="5F6F80"/>
+          <w:sz w:val="18"/>
+          <w:szCs w:val="18"/>
+        </w:rPr>
+        <w:br/>
+        <w:t xml:space="preserve">Volví a leer mis oraciones completas y la puntuación.</w:t>
+      </w:r>
+    </w:p>
+    <w:p>
+      <w:pPr>
+        <w:pStyle w:val="Heading1"/>
+        <w:pageBreakBefore/>
+        <w:pBdr>
+          <w:bottom w:val="single" w:color="1FA6A2" w:sz="14" w:space="6"/>
+        </w:pBdr>
+        <w:spacing w:after="140" w:before="0"/>
+      </w:pPr>
+      <w:r>
+        <w:rPr>
+          <w:b/>
+          <w:bCs/>
+          <w:color w:val="12355B"/>
+          <w:sz w:val="30"/>
+          <w:szCs w:val="30"/>
+        </w:rPr>
+        <w:t xml:space="preserve">Worked Example</w:t>
+      </w:r>
+    </w:p>
+    <w:p>
+      <w:pPr>
+        <w:pStyle w:val="Heading2"/>
+        <w:spacing w:after="80" w:before="180"/>
+      </w:pPr>
+      <w:r>
+        <w:rPr>
+          <w:b/>
+          <w:bCs/>
+          <w:color w:val="12355B"/>
+          <w:sz w:val="24"/>
+          <w:szCs w:val="24"/>
+        </w:rPr>
+        <w:t xml:space="preserve">Watch &amp; Read</w:t>
+      </w:r>
+      <w:r>
+        <w:rPr>
+          <w:i/>
+          <w:iCs/>
+          <w:color w:val="1FA6A2"/>
+          <w:sz w:val="19"/>
+          <w:szCs w:val="19"/>
+        </w:rPr>
+        <w:t xml:space="preserve">   I Do — follow along with your teacher</w:t>
+      </w:r>
+    </w:p>
+    <w:tbl>
+      <w:tblPr>
+        <w:tblW w:type="pct" w:w="100%"/>
+        <w:tblBorders>
+          <w:top w:val="single" w:color="1FA6A2" w:sz="8"/>
+          <w:left w:val="single" w:color="1FA6A2" w:sz="8"/>
+          <w:bottom w:val="single" w:color="1FA6A2" w:sz="8"/>
+          <w:right w:val="single" w:color="1FA6A2" w:sz="8"/>
+          <w:insideH w:val="single" w:color="auto" w:sz="4"/>
+          <w:insideV w:val="single" w:color="auto" w:sz="4"/>
+        </w:tblBorders>
+      </w:tblPr>
+      <w:tblGrid>
+        <w:gridCol w:w="100"/>
+      </w:tblGrid>
+      <w:tr>
+        <w:tc>
+          <w:tcPr>
+            <w:shd w:fill="E6F4F3" w:color="auto" w:val="clear"/>
+            <w:tcMar>
+              <w:top w:type="dxa" w:w="120"/>
+              <w:left w:type="dxa" w:w="180"/>
+              <w:bottom w:type="dxa" w:w="120"/>
+              <w:right w:type="dxa" w:w="180"/>
+            </w:tcMar>
+          </w:tcPr>
+          <w:p>
+            <w:pPr>
+              <w:spacing w:after="60"/>
+            </w:pPr>
+            <w:r>
+              <w:rPr>
+                <w:b/>
+                <w:bCs/>
+                <w:color w:val="12355B"/>
+                <w:sz w:val="22"/>
+                <w:szCs w:val="22"/>
+              </w:rPr>
+              <w:t xml:space="preserve">Precise Treasure Coordinates</w:t>
+            </w:r>
+          </w:p>
+          <w:p>
+            <w:pPr>
+              <w:spacing w:after="0"/>
+            </w:pPr>
+            <w:r>
+              <w:rPr>
+                <w:sz w:val="21"/>
+                <w:szCs w:val="21"/>
+              </w:rPr>
+              <w:t xml:space="preserve">Captain Vega's advanced treasure map uses precise coordinates — not just whole numbers! One clue says the treasure is at -2.5 on the map (halfway between -2 and -3). Another clue points to 3/4 of the way from 0 to 1. A third clue leads to -1 1/2. To find each treasure, you must plot these exact rational numbers on the number line.</w:t>
+            </w:r>
+          </w:p>
+        </w:tc>
+      </w:tr>
+    </w:tbl>
+    <w:p>
+      <w:pPr>
+        <w:spacing w:after="80"/>
+      </w:pPr>
+      <w:r>
+        <w:t xml:space="preserve"/>
+      </w:r>
+    </w:p>
+    <w:p>
+      <w:pPr>
+        <w:spacing w:after="50" w:before="60"/>
+      </w:pPr>
+      <w:r>
+        <w:rPr>
+          <w:b/>
+          <w:bCs/>
+          <w:color w:val="12355B"/>
+          <w:sz w:val="21"/>
+          <w:szCs w:val="21"/>
+        </w:rPr>
+        <w:t xml:space="preserve">Think about:</w:t>
+      </w:r>
+    </w:p>
+    <w:p>
+      <w:pPr>
+        <w:spacing w:after="40"/>
+        <w:ind w:left="300"/>
+      </w:pPr>
+      <w:r>
+        <w:rPr>
+          <w:sz w:val="20"/>
+          <w:szCs w:val="20"/>
+        </w:rPr>
+        <w:t xml:space="preserve">•  Where would -2.5 fall on a number line between -3 and -2?</w:t>
+      </w:r>
+    </w:p>
+    <w:p>
+      <w:pPr>
+        <w:spacing w:after="40"/>
+        <w:ind w:left="300"/>
+      </w:pPr>
+      <w:r>
+        <w:rPr>
+          <w:sz w:val="20"/>
+          <w:szCs w:val="20"/>
+        </w:rPr>
+        <w:t xml:space="preserve">•  How is plotting 3/4 different from plotting a whole number?</w:t>
+      </w:r>
+    </w:p>
+    <w:p>
+      <w:pPr>
+        <w:spacing w:after="40"/>
+        <w:ind w:left="300"/>
+      </w:pPr>
+      <w:r>
+        <w:rPr>
+          <w:sz w:val="20"/>
+          <w:szCs w:val="20"/>
+        </w:rPr>
+        <w:t xml:space="preserve">•  Can a negative number be a fraction or decimal?</w:t>
+      </w:r>
+    </w:p>
+    <w:p>
+      <w:pPr>
+        <w:spacing w:after="40"/>
+        <w:ind w:left="300"/>
+      </w:pPr>
+      <w:r>
+        <w:rPr>
+          <w:sz w:val="20"/>
+          <w:szCs w:val="20"/>
+        </w:rPr>
+        <w:t xml:space="preserve">•  How many rational numbers exist between any two integers?</w:t>
+      </w:r>
+    </w:p>
+    <w:p>
+      <w:pPr>
+        <w:spacing w:after="40"/>
+        <w:ind w:left="300"/>
+      </w:pPr>
+      <w:r>
+        <w:rPr>
+          <w:sz w:val="20"/>
+          <w:szCs w:val="20"/>
+        </w:rPr>
+        <w:t xml:space="preserve">•  Are there numbers that are NOT rational?</w:t>
+      </w:r>
+    </w:p>
+    <w:p>
+      <w:pPr>
+        <w:pStyle w:val="Heading2"/>
+        <w:spacing w:after="80" w:before="180"/>
+      </w:pPr>
+      <w:r>
+        <w:rPr>
+          <w:b/>
+          <w:bCs/>
+          <w:color w:val="12355B"/>
+          <w:sz w:val="24"/>
+          <w:szCs w:val="24"/>
+        </w:rPr>
+        <w:t xml:space="preserve">Solved Example</w:t>
+      </w:r>
+      <w:r>
+        <w:rPr>
+          <w:i/>
+          <w:iCs/>
+          <w:color w:val="1FA6A2"/>
+          <w:sz w:val="19"/>
+          <w:szCs w:val="19"/>
+        </w:rPr>
+        <w:t xml:space="preserve">   I Do — watch each step</w:t>
+      </w:r>
+    </w:p>
+    <w:p>
+      <w:pPr>
+        <w:keepNext/>
+        <w:spacing w:after="40"/>
+      </w:pPr>
+      <w:r>
+        <w:rPr>
+          <w:b/>
+          <w:bCs/>
+          <w:color w:val="12355B"/>
+          <w:sz w:val="21"/>
+          <w:szCs w:val="21"/>
+        </w:rPr>
+        <w:t xml:space="preserve">Problem:  </w:t>
+      </w:r>
+      <w:r>
+        <w:rPr>
+          <w:sz w:val="21"/>
+          <w:szCs w:val="21"/>
+        </w:rPr>
+        <w:t xml:space="preserve">Which point is located between -1 and -2 on the number line?</w:t>
+      </w:r>
+    </w:p>
+    <w:p>
+      <w:pPr>
+        <w:spacing w:after="30"/>
+        <w:ind w:left="420"/>
+      </w:pPr>
+      <w:r>
+        <w:rPr>
+          <w:sz w:val="20"/>
+          <w:szCs w:val="20"/>
+        </w:rPr>
+        <w:t xml:space="preserve">A)  -0.5</w:t>
+      </w:r>
+    </w:p>
+    <w:p>
+      <w:pPr>
+        <w:spacing w:after="30"/>
+        <w:ind w:left="420"/>
+      </w:pPr>
+      <w:r>
+        <w:rPr>
+          <w:sz w:val="20"/>
+          <w:szCs w:val="20"/>
+        </w:rPr>
+        <w:t xml:space="preserve">B)  -1.5</w:t>
+      </w:r>
+    </w:p>
+    <w:p>
+      <w:pPr>
+        <w:spacing w:after="30"/>
+        <w:ind w:left="420"/>
+      </w:pPr>
+      <w:r>
+        <w:rPr>
+          <w:sz w:val="20"/>
+          <w:szCs w:val="20"/>
+        </w:rPr>
+        <w:t xml:space="preserve">C)  -2.5</w:t>
+      </w:r>
+    </w:p>
+    <w:p>
+      <w:pPr>
+        <w:spacing w:after="30"/>
+        <w:ind w:left="420"/>
+      </w:pPr>
+      <w:r>
+        <w:rPr>
+          <w:sz w:val="20"/>
+          <w:szCs w:val="20"/>
+        </w:rPr>
+        <w:t xml:space="preserve">D)  1.5</w:t>
+      </w:r>
+    </w:p>
+    <w:p>
+      <w:pPr>
+        <w:spacing w:after="20" w:before="50"/>
+      </w:pPr>
+      <w:r>
+        <w:rPr>
+          <w:b/>
+          <w:bCs/>
+          <w:color w:val="1FA6A2"/>
+          <w:sz w:val="21"/>
+          <w:szCs w:val="21"/>
+        </w:rPr>
+        <w:t xml:space="preserve">Step 1:  </w:t>
+      </w:r>
+      <w:r>
+        <w:rPr>
+          <w:sz w:val="21"/>
+          <w:szCs w:val="21"/>
+        </w:rPr>
+        <w:t xml:space="preserve">-1.5 is between -1 and -2 because it is 0.5 units to the left of -1 (or 0.5 units to the right of -2).</w:t>
+      </w:r>
+    </w:p>
+    <w:p>
+      <w:pPr>
+        <w:spacing w:after="40" w:before="60"/>
+      </w:pPr>
+      <w:r>
+        <w:rPr>
+          <w:b/>
+          <w:bCs/>
+          <w:color w:val="12355B"/>
+          <w:sz w:val="21"/>
+          <w:szCs w:val="21"/>
+        </w:rPr>
+        <w:t xml:space="preserve">Answer:  </w:t>
+      </w:r>
+      <w:r>
+        <w:rPr>
+          <w:b/>
+          <w:bCs/>
+          <w:sz w:val="21"/>
+          <w:szCs w:val="21"/>
+        </w:rPr>
+        <w:t xml:space="preserve">B. -1.5</w:t>
+      </w:r>
+    </w:p>
+    <w:p>
+      <w:pPr>
+        <w:pStyle w:val="Heading1"/>
+        <w:pageBreakBefore/>
+        <w:pBdr>
+          <w:bottom w:val="single" w:color="1FA6A2" w:sz="14" w:space="6"/>
+        </w:pBdr>
+        <w:spacing w:after="140" w:before="0"/>
+      </w:pPr>
+      <w:r>
+        <w:rPr>
+          <w:b/>
+          <w:bCs/>
+          <w:color w:val="12355B"/>
+          <w:sz w:val="30"/>
+          <w:szCs w:val="30"/>
+        </w:rPr>
+        <w:t xml:space="preserve">Guided Practice</w:t>
+      </w:r>
+    </w:p>
+    <w:p>
+      <w:pPr>
+        <w:pStyle w:val="Heading2"/>
+        <w:spacing w:after="80" w:before="180"/>
+      </w:pPr>
+      <w:r>
+        <w:rPr>
+          <w:b/>
+          <w:bCs/>
+          <w:color w:val="12355B"/>
+          <w:sz w:val="24"/>
+          <w:szCs w:val="24"/>
+        </w:rPr>
+        <w:t xml:space="preserve">Solve Together</w:t>
+      </w:r>
+      <w:r>
+        <w:rPr>
+          <w:i/>
+          <w:iCs/>
+          <w:color w:val="6B4FA0"/>
+          <w:sz w:val="19"/>
+          <w:szCs w:val="19"/>
+        </w:rPr>
+        <w:t xml:space="preserve">   We Do — work with your class</w:t>
+      </w:r>
+    </w:p>
+    <w:p>
+      <w:pPr>
+        <w:keepNext/>
+        <w:spacing w:after="40" w:before="40"/>
+      </w:pPr>
+      <w:r>
+        <w:rPr>
+          <w:b/>
+          <w:bCs/>
+          <w:color w:val="12355B"/>
+          <w:sz w:val="21"/>
+          <w:szCs w:val="21"/>
+        </w:rPr>
+        <w:t xml:space="preserve">Problem:  </w:t>
+      </w:r>
+      <w:r>
+        <w:rPr>
+          <w:sz w:val="21"/>
+          <w:szCs w:val="21"/>
+        </w:rPr>
+        <w:t xml:space="preserve">Which fraction is equivalent to 0.25?</w:t>
+      </w:r>
+    </w:p>
+    <w:p>
+      <w:pPr>
+        <w:spacing w:after="30"/>
+        <w:ind w:left="420"/>
+      </w:pPr>
+      <w:r>
+        <w:rPr>
+          <w:sz w:val="20"/>
+          <w:szCs w:val="20"/>
+        </w:rPr>
+        <w:t xml:space="preserve">A)  1/4</w:t>
+      </w:r>
+    </w:p>
+    <w:p>
+      <w:pPr>
+        <w:spacing w:after="30"/>
+        <w:ind w:left="420"/>
+      </w:pPr>
+      <w:r>
+        <w:rPr>
+          <w:sz w:val="20"/>
+          <w:szCs w:val="20"/>
+        </w:rPr>
+        <w:t xml:space="preserve">B)  1/2</w:t>
+      </w:r>
+    </w:p>
+    <w:p>
+      <w:pPr>
+        <w:spacing w:after="30"/>
+        <w:ind w:left="420"/>
+      </w:pPr>
+      <w:r>
+        <w:rPr>
+          <w:sz w:val="20"/>
+          <w:szCs w:val="20"/>
+        </w:rPr>
+        <w:t xml:space="preserve">C)  2/5</w:t>
+      </w:r>
+    </w:p>
+    <w:p>
+      <w:pPr>
+        <w:spacing w:after="30"/>
+        <w:ind w:left="420"/>
+      </w:pPr>
+      <w:r>
+        <w:rPr>
+          <w:sz w:val="20"/>
+          <w:szCs w:val="20"/>
+        </w:rPr>
+        <w:t xml:space="preserve">D)  1/3</w:t>
+      </w:r>
+    </w:p>
+    <w:p>
+      <w:pPr>
+        <w:keepNext/>
+        <w:spacing w:after="0" w:before="50"/>
+      </w:pPr>
+      <w:r>
+        <w:rPr>
+          <w:b/>
+          <w:bCs/>
+          <w:color w:val="6B4FA0"/>
+          <w:sz w:val="21"/>
+          <w:szCs w:val="21"/>
+        </w:rPr>
+        <w:t xml:space="preserve">Step 1:</w:t>
+      </w:r>
+    </w:p>
+    <w:p>
+      <w:pPr>
+        <w:pBdr>
+          <w:bottom w:val="single" w:color="AFBECC" w:sz="6"/>
+        </w:pBdr>
+        <w:spacing w:after="30" w:before="150"/>
+      </w:pPr>
+      <w:r>
+        <w:t xml:space="preserve"/>
+      </w:r>
+    </w:p>
+    <w:p>
+      <w:pPr>
+        <w:keepNext/>
+        <w:spacing w:after="0" w:before="50"/>
+      </w:pPr>
+      <w:r>
+        <w:rPr>
+          <w:b/>
+          <w:bCs/>
+          <w:color w:val="6B4FA0"/>
+          <w:sz w:val="21"/>
+          <w:szCs w:val="21"/>
+        </w:rPr>
+        <w:t xml:space="preserve">Step 2:</w:t>
+      </w:r>
+    </w:p>
+    <w:p>
+      <w:pPr>
+        <w:pBdr>
+          <w:bottom w:val="single" w:color="AFBECC" w:sz="6"/>
+        </w:pBdr>
+        <w:spacing w:after="30" w:before="150"/>
+      </w:pPr>
+      <w:r>
+        <w:t xml:space="preserve"/>
+      </w:r>
+    </w:p>
+    <w:p>
+      <w:pPr>
+        <w:keepNext/>
+        <w:spacing w:after="0" w:before="60"/>
+      </w:pPr>
+      <w:r>
+        <w:rPr>
+          <w:b/>
+          <w:bCs/>
+          <w:color w:val="12355B"/>
+          <w:sz w:val="21"/>
+          <w:szCs w:val="21"/>
+        </w:rPr>
+        <w:t xml:space="preserve">Answer:</w:t>
+      </w:r>
+    </w:p>
+    <w:p>
+      <w:pPr>
+        <w:pBdr>
+          <w:bottom w:val="single" w:color="AFBECC" w:sz="6"/>
+        </w:pBdr>
+        <w:spacing w:after="30" w:before="150"/>
+      </w:pPr>
+      <w:r>
+        <w:t xml:space="preserve"/>
+      </w:r>
+    </w:p>
+    <w:p>
+      <w:pPr>
+        <w:spacing w:after="80"/>
+      </w:pPr>
+      <w:r>
+        <w:t xml:space="preserve"/>
+      </w:r>
+    </w:p>
+    <w:tbl>
+      <w:tblPr>
+        <w:tblW w:type="pct" w:w="100%"/>
+        <w:tblBorders>
+          <w:top w:val="single" w:color="BBD0DE" w:sz="8"/>
+          <w:left w:val="single" w:color="BBD0DE" w:sz="8"/>
+          <w:bottom w:val="single" w:color="BBD0DE" w:sz="8"/>
+          <w:right w:val="single" w:color="BBD0DE" w:sz="8"/>
+          <w:insideH w:val="single" w:color="auto" w:sz="4"/>
+          <w:insideV w:val="single" w:color="auto" w:sz="4"/>
+        </w:tblBorders>
+      </w:tblPr>
+      <w:tblGrid>
+        <w:gridCol w:w="100"/>
+      </w:tblGrid>
+      <w:tr>
+        <w:tc>
+          <w:tcPr>
+            <w:shd w:fill="EEF4F8" w:color="auto" w:val="clear"/>
+            <w:tcMar>
+              <w:top w:type="dxa" w:w="120"/>
+              <w:left w:type="dxa" w:w="180"/>
+              <w:bottom w:type="dxa" w:w="120"/>
+              <w:right w:type="dxa" w:w="180"/>
+            </w:tcMar>
+          </w:tcPr>
+          <w:p>
+            <w:pPr>
               <w:spacing w:after="60"/>
             </w:pPr>
             <w:r>
@@ -4131,6 +5427,97 @@
           <w:szCs w:val="19"/>
         </w:rPr>
         <w:t xml:space="preserve">  — -2.75 is between -2 and -3 because it is 0.75 units to the left of -2. -1.5 is between -1 and -2, and -3.5 is between -3 and -4.</w:t>
+      </w:r>
+    </w:p>
+    <w:p>
+      <w:pPr>
+        <w:pStyle w:val="Heading2"/>
+        <w:spacing w:after="80" w:before="180"/>
+      </w:pPr>
+      <w:r>
+        <w:rPr>
+          <w:b/>
+          <w:bCs/>
+          <w:color w:val="12355B"/>
+          <w:sz w:val="24"/>
+          <w:szCs w:val="24"/>
+        </w:rPr>
+        <w:t xml:space="preserve">Math Writing Criteria</w:t>
+      </w:r>
+    </w:p>
+    <w:p>
+      <w:pPr>
+        <w:spacing w:after="100"/>
+      </w:pPr>
+      <w:r>
+        <w:rPr>
+          <w:i/>
+          <w:iCs/>
+          <w:color w:val="5F6F80"/>
+          <w:sz w:val="19"/>
+          <w:szCs w:val="19"/>
+        </w:rPr>
+        <w:t xml:space="preserve">The support level changes the amount of language scaffolding, not the mathematical expectation.</w:t>
+      </w:r>
+    </w:p>
+    <w:p>
+      <w:pPr>
+        <w:spacing w:after="80"/>
+      </w:pPr>
+      <w:r>
+        <w:rPr>
+          <w:sz w:val="20"/>
+          <w:szCs w:val="20"/>
+        </w:rPr>
+        <w:t xml:space="preserve">☐  I answered the question.</w:t>
+      </w:r>
+    </w:p>
+    <w:p>
+      <w:pPr>
+        <w:spacing w:after="80"/>
+      </w:pPr>
+      <w:r>
+        <w:rPr>
+          <w:sz w:val="20"/>
+          <w:szCs w:val="20"/>
+        </w:rPr>
+        <w:t xml:space="preserve">☐  I used math evidence: numbers, an equation, a model, or a comparison.</w:t>
+      </w:r>
+    </w:p>
+    <w:p>
+      <w:pPr>
+        <w:spacing w:after="80"/>
+      </w:pPr>
+      <w:r>
+        <w:rPr>
+          <w:sz w:val="20"/>
+          <w:szCs w:val="20"/>
+        </w:rPr>
+        <w:t xml:space="preserve">☐  I explained how the evidence proves my answer.</w:t>
+      </w:r>
+    </w:p>
+    <w:p>
+      <w:pPr>
+        <w:spacing w:after="80"/>
+      </w:pPr>
+      <w:r>
+        <w:rPr>
+          <w:sz w:val="20"/>
+          <w:szCs w:val="20"/>
+        </w:rPr>
+        <w:t xml:space="preserve">☐  I used at least two math words.</w:t>
+      </w:r>
+    </w:p>
+    <w:p>
+      <w:pPr>
+        <w:spacing w:after="80"/>
+      </w:pPr>
+      <w:r>
+        <w:rPr>
+          <w:sz w:val="20"/>
+          <w:szCs w:val="20"/>
+        </w:rPr>
+        <w:t xml:space="preserve">☐  I reread complete sentences and punctuation.</w:t>
       </w:r>
     </w:p>
     <w:sectPr>

--- a/lessons/9-4/downloads/9-4-notes-teacher.docx
+++ b/lessons/9-4/downloads/9-4-notes-teacher.docx
@@ -366,7 +366,7 @@
           </w:p>
           <w:p>
             <w:pPr>
-              <w:spacing w:after="0"/>
+              <w:spacing w:after="40"/>
             </w:pPr>
             <w:r>
               <w:rPr>
@@ -374,6 +374,31 @@
                 <w:szCs w:val="21"/>
               </w:rPr>
               <w:t xml:space="preserve">A value of the variable that makes an equation true.</w:t>
+            </w:r>
+          </w:p>
+          <w:p>
+            <w:pPr>
+              <w:spacing w:after="0"/>
+            </w:pPr>
+            <w:r>
+              <w:rPr>
+                <w:b/>
+                <w:bCs/>
+                <w:color w:val="1FA6A2"/>
+                <w:sz w:val="18"/>
+                <w:szCs w:val="18"/>
+              </w:rPr>
+              <w:t xml:space="preserve">Example:  </w:t>
+            </w:r>
+            <w:r>
+              <w:rPr>
+                <w:i/>
+                <w:iCs/>
+                <w:color w:val="5F6F80"/>
+                <w:sz w:val="18"/>
+                <w:szCs w:val="18"/>
+              </w:rPr>
+              <w:t xml:space="preserve">h = 8 makes 2.5h = 20 true, so 8 is the solution.</w:t>
             </w:r>
           </w:p>
         </w:tc>
@@ -495,7 +520,7 @@
           </w:p>
           <w:p>
             <w:pPr>
-              <w:spacing w:after="0"/>
+              <w:spacing w:after="40"/>
             </w:pPr>
             <w:r>
               <w:rPr>
@@ -503,6 +528,31 @@
                 <w:szCs w:val="21"/>
               </w:rPr>
               <w:t xml:space="preserve">To replace a variable with a number so you can compute.</w:t>
+            </w:r>
+          </w:p>
+          <w:p>
+            <w:pPr>
+              <w:spacing w:after="0"/>
+            </w:pPr>
+            <w:r>
+              <w:rPr>
+                <w:b/>
+                <w:bCs/>
+                <w:color w:val="1FA6A2"/>
+                <w:sz w:val="18"/>
+                <w:szCs w:val="18"/>
+              </w:rPr>
+              <w:t xml:space="preserve">Example:  </w:t>
+            </w:r>
+            <w:r>
+              <w:rPr>
+                <w:i/>
+                <w:iCs/>
+                <w:color w:val="5F6F80"/>
+                <w:sz w:val="18"/>
+                <w:szCs w:val="18"/>
+              </w:rPr>
+              <w:t xml:space="preserve">c = 15h with h = 5 becomes c = 15 × 5 = 75.</w:t>
             </w:r>
           </w:p>
         </w:tc>
@@ -624,7 +674,7 @@
           </w:p>
           <w:p>
             <w:pPr>
-              <w:spacing w:after="0"/>
+              <w:spacing w:after="40"/>
             </w:pPr>
             <w:r>
               <w:rPr>
@@ -632,6 +682,31 @@
                 <w:szCs w:val="21"/>
               </w:rPr>
               <w:t xml:space="preserve">That amount or more — the smallest amount that still works.</w:t>
+            </w:r>
+          </w:p>
+          <w:p>
+            <w:pPr>
+              <w:spacing w:after="0"/>
+            </w:pPr>
+            <w:r>
+              <w:rPr>
+                <w:b/>
+                <w:bCs/>
+                <w:color w:val="1FA6A2"/>
+                <w:sz w:val="18"/>
+                <w:szCs w:val="18"/>
+              </w:rPr>
+              <w:t xml:space="preserve">Example:  </w:t>
+            </w:r>
+            <w:r>
+              <w:rPr>
+                <w:i/>
+                <w:iCs/>
+                <w:color w:val="5F6F80"/>
+                <w:sz w:val="18"/>
+                <w:szCs w:val="18"/>
+              </w:rPr>
+              <w:t xml:space="preserve">“At least $500” means $500 counts, and so does anything more.</w:t>
             </w:r>
           </w:p>
         </w:tc>
@@ -753,7 +828,7 @@
           </w:p>
           <w:p>
             <w:pPr>
-              <w:spacing w:after="0"/>
+              <w:spacing w:after="40"/>
             </w:pPr>
             <w:r>
               <w:rPr>
@@ -761,6 +836,31 @@
                 <w:szCs w:val="21"/>
               </w:rPr>
               <w:t xml:space="preserve">To make a reasonable guess about a future amount using information you already have.</w:t>
+            </w:r>
+          </w:p>
+          <w:p>
+            <w:pPr>
+              <w:spacing w:after="0"/>
+            </w:pPr>
+            <w:r>
+              <w:rPr>
+                <w:b/>
+                <w:bCs/>
+                <w:color w:val="1FA6A2"/>
+                <w:sz w:val="18"/>
+                <w:szCs w:val="18"/>
+              </w:rPr>
+              <w:t xml:space="preserve">Example:  </w:t>
+            </w:r>
+            <w:r>
+              <w:rPr>
+                <w:i/>
+                <w:iCs/>
+                <w:color w:val="5F6F80"/>
+                <w:sz w:val="18"/>
+                <w:szCs w:val="18"/>
+              </w:rPr>
+              <w:t xml:space="preserve">The line says 5 minutes → 6,000 feet, so 6 minutes should be about 7,200.</w:t>
             </w:r>
           </w:p>
         </w:tc>
@@ -821,7 +921,7 @@
                           </pic:cNvPicPr>
                         </pic:nvPicPr>
                         <pic:blipFill>
-                          <a:blip r:embed="rId12" cstate="none"/>
+                          <a:blip r:embed="rId13" cstate="none"/>
                           <a:srcRect/>
                           <a:stretch>
                             <a:fillRect/>
@@ -882,7 +982,7 @@
           </w:p>
           <w:p>
             <w:pPr>
-              <w:spacing w:after="0"/>
+              <w:spacing w:after="40"/>
             </w:pPr>
             <w:r>
               <w:rPr>
@@ -890,6 +990,31 @@
                 <w:szCs w:val="21"/>
               </w:rPr>
               <w:t xml:space="preserve">To explain WHY an answer or recommendation makes sense, using the mathematics.</w:t>
+            </w:r>
+          </w:p>
+          <w:p>
+            <w:pPr>
+              <w:spacing w:after="0"/>
+            </w:pPr>
+            <w:r>
+              <w:rPr>
+                <w:b/>
+                <w:bCs/>
+                <w:color w:val="1FA6A2"/>
+                <w:sz w:val="18"/>
+                <w:szCs w:val="18"/>
+              </w:rPr>
+              <w:t xml:space="preserve">Example:  </w:t>
+            </w:r>
+            <w:r>
+              <w:rPr>
+                <w:i/>
+                <w:iCs/>
+                <w:color w:val="5F6F80"/>
+                <w:sz w:val="18"/>
+                <w:szCs w:val="18"/>
+              </w:rPr>
+              <w:t xml:space="preserve">“35 cars at $14.30 raises $500.50, which clears the $500 goal.”</w:t>
             </w:r>
           </w:p>
         </w:tc>
@@ -1014,7 +1139,7 @@
           <w:sz w:val="22"/>
           <w:szCs w:val="22"/>
         </w:rPr>
-        <w:t xml:space="preserve">__________  —  A value of the variable that makes an equation true.</w:t>
+        <w:t xml:space="preserve">A value of the variable that makes an equation true is a ___.</w:t>
       </w:r>
     </w:p>
     <w:p>
@@ -1036,7 +1161,7 @@
           <w:sz w:val="22"/>
           <w:szCs w:val="22"/>
         </w:rPr>
-        <w:t xml:space="preserve">__________  —  To replace a variable with a number so you can compute.</w:t>
+        <w:t xml:space="preserve">To replace a variable with a number so you can compute is to ___.</w:t>
       </w:r>
     </w:p>
     <w:p>
@@ -1058,7 +1183,7 @@
           <w:sz w:val="22"/>
           <w:szCs w:val="22"/>
         </w:rPr>
-        <w:t xml:space="preserve">__________  —  That amount or more — the smallest amount that still works.</w:t>
+        <w:t xml:space="preserve">That amount or more — the smallest amount that still works — is ___ ___.</w:t>
       </w:r>
     </w:p>
     <w:p>
@@ -1080,7 +1205,7 @@
           <w:sz w:val="22"/>
           <w:szCs w:val="22"/>
         </w:rPr>
-        <w:t xml:space="preserve">__________  —  To make a reasonable guess about a future amount using information you already have.</w:t>
+        <w:t xml:space="preserve">To use what you already know to say what a future amount will be is to ___.</w:t>
       </w:r>
     </w:p>
     <w:p>
@@ -1102,7 +1227,7 @@
           <w:sz w:val="22"/>
           <w:szCs w:val="22"/>
         </w:rPr>
-        <w:t xml:space="preserve">__________  —  To explain WHY an answer or recommendation makes sense, using the mathematics.</w:t>
+        <w:t xml:space="preserve">To explain WHY your answer makes sense using the mathematics is to ___ it.</w:t>
       </w:r>
     </w:p>
     <w:p>

--- a/lessons/9-4/downloads/9-4-notes-teacher.docx
+++ b/lessons/9-4/downloads/9-4-notes-teacher.docx
@@ -219,10 +219,12 @@
     <w:p>
       <w:pPr>
         <w:pStyle w:val="Heading1"/>
+        <w:keepNext/>
+        <w:keepLines/>
         <w:pBdr>
           <w:bottom w:val="single" w:color="1FA6A2" w:sz="14" w:space="6"/>
         </w:pBdr>
-        <w:spacing w:after="140" w:before="260"/>
+        <w:spacing w:after="140" w:before="300"/>
       </w:pPr>
       <w:r>
         <w:rPr>
@@ -1023,10 +1025,12 @@
     <w:p>
       <w:pPr>
         <w:pStyle w:val="Heading1"/>
+        <w:keepNext/>
+        <w:keepLines/>
         <w:pBdr>
           <w:bottom w:val="single" w:color="1FA6A2" w:sz="14" w:space="6"/>
         </w:pBdr>
-        <w:spacing w:after="140" w:before="260"/>
+        <w:spacing w:after="140" w:before="300"/>
       </w:pPr>
       <w:r>
         <w:rPr>
@@ -1122,7 +1126,8 @@
     </w:p>
     <w:p>
       <w:pPr>
-        <w:spacing w:after="120" w:before="80"/>
+        <w:keepLines/>
+        <w:spacing w:after="260" w:before="200"/>
       </w:pPr>
       <w:r>
         <w:rPr>
@@ -1139,34 +1144,27 @@
           <w:sz w:val="22"/>
           <w:szCs w:val="22"/>
         </w:rPr>
-        <w:t xml:space="preserve">A value of the variable that makes an equation true is a ___.</w:t>
-      </w:r>
-    </w:p>
-    <w:p>
-      <w:pPr>
-        <w:spacing w:after="120" w:before="80"/>
-      </w:pPr>
-      <w:r>
-        <w:rPr>
-          <w:b/>
-          <w:bCs/>
-          <w:color w:val="12355B"/>
+        <w:t xml:space="preserve">A value of the variable that makes an equation true is a </w:t>
+      </w:r>
+      <w:r>
+        <w:rPr>
           <w:sz w:val="22"/>
           <w:szCs w:val="22"/>
         </w:rPr>
-        <w:t xml:space="preserve">2.  </w:t>
+        <w:t xml:space="preserve">________________</w:t>
       </w:r>
       <w:r>
         <w:rPr>
           <w:sz w:val="22"/>
           <w:szCs w:val="22"/>
         </w:rPr>
-        <w:t xml:space="preserve">To replace a variable with a number so you can compute is to ___.</w:t>
-      </w:r>
-    </w:p>
-    <w:p>
-      <w:pPr>
-        <w:spacing w:after="120" w:before="80"/>
+        <w:t xml:space="preserve">.</w:t>
+      </w:r>
+    </w:p>
+    <w:p>
+      <w:pPr>
+        <w:keepLines/>
+        <w:spacing w:after="260" w:before="200"/>
       </w:pPr>
       <w:r>
         <w:rPr>
@@ -1176,41 +1174,34 @@
           <w:sz w:val="22"/>
           <w:szCs w:val="22"/>
         </w:rPr>
-        <w:t xml:space="preserve">3.  </w:t>
+        <w:t xml:space="preserve">2.  </w:t>
       </w:r>
       <w:r>
         <w:rPr>
           <w:sz w:val="22"/>
           <w:szCs w:val="22"/>
         </w:rPr>
-        <w:t xml:space="preserve">That amount or more — the smallest amount that still works — is ___ ___.</w:t>
-      </w:r>
-    </w:p>
-    <w:p>
-      <w:pPr>
-        <w:spacing w:after="120" w:before="80"/>
-      </w:pPr>
-      <w:r>
-        <w:rPr>
-          <w:b/>
-          <w:bCs/>
-          <w:color w:val="12355B"/>
+        <w:t xml:space="preserve">To replace a variable with a number so you can compute is to </w:t>
+      </w:r>
+      <w:r>
+        <w:rPr>
           <w:sz w:val="22"/>
           <w:szCs w:val="22"/>
         </w:rPr>
-        <w:t xml:space="preserve">4.  </w:t>
+        <w:t xml:space="preserve">________________</w:t>
       </w:r>
       <w:r>
         <w:rPr>
           <w:sz w:val="22"/>
           <w:szCs w:val="22"/>
         </w:rPr>
-        <w:t xml:space="preserve">To use what you already know to say what a future amount will be is to ___.</w:t>
-      </w:r>
-    </w:p>
-    <w:p>
-      <w:pPr>
-        <w:spacing w:after="120" w:before="80"/>
+        <w:t xml:space="preserve">.</w:t>
+      </w:r>
+    </w:p>
+    <w:p>
+      <w:pPr>
+        <w:keepLines/>
+        <w:spacing w:after="260" w:before="200"/>
       </w:pPr>
       <w:r>
         <w:rPr>
@@ -1220,24 +1211,127 @@
           <w:sz w:val="22"/>
           <w:szCs w:val="22"/>
         </w:rPr>
-        <w:t xml:space="preserve">5.  </w:t>
+        <w:t xml:space="preserve">3.  </w:t>
       </w:r>
       <w:r>
         <w:rPr>
           <w:sz w:val="22"/>
           <w:szCs w:val="22"/>
         </w:rPr>
-        <w:t xml:space="preserve">To explain WHY your answer makes sense using the mathematics is to ___ it.</w:t>
+        <w:t xml:space="preserve">That amount or more — the smallest amount that still works — is </w:t>
+      </w:r>
+      <w:r>
+        <w:rPr>
+          <w:sz w:val="22"/>
+          <w:szCs w:val="22"/>
+        </w:rPr>
+        <w:t xml:space="preserve">________________</w:t>
+      </w:r>
+      <w:r>
+        <w:rPr>
+          <w:sz w:val="22"/>
+          <w:szCs w:val="22"/>
+        </w:rPr>
+        <w:t xml:space="preserve"> </w:t>
+      </w:r>
+      <w:r>
+        <w:rPr>
+          <w:sz w:val="22"/>
+          <w:szCs w:val="22"/>
+        </w:rPr>
+        <w:t xml:space="preserve">________________</w:t>
+      </w:r>
+      <w:r>
+        <w:rPr>
+          <w:sz w:val="22"/>
+          <w:szCs w:val="22"/>
+        </w:rPr>
+        <w:t xml:space="preserve">.</w:t>
+      </w:r>
+    </w:p>
+    <w:p>
+      <w:pPr>
+        <w:keepLines/>
+        <w:spacing w:after="260" w:before="200"/>
+      </w:pPr>
+      <w:r>
+        <w:rPr>
+          <w:b/>
+          <w:bCs/>
+          <w:color w:val="12355B"/>
+          <w:sz w:val="22"/>
+          <w:szCs w:val="22"/>
+        </w:rPr>
+        <w:t xml:space="preserve">4.  </w:t>
+      </w:r>
+      <w:r>
+        <w:rPr>
+          <w:sz w:val="22"/>
+          <w:szCs w:val="22"/>
+        </w:rPr>
+        <w:t xml:space="preserve">To use what you already know to say what a future amount will be is to </w:t>
+      </w:r>
+      <w:r>
+        <w:rPr>
+          <w:sz w:val="22"/>
+          <w:szCs w:val="22"/>
+        </w:rPr>
+        <w:t xml:space="preserve">________________</w:t>
+      </w:r>
+      <w:r>
+        <w:rPr>
+          <w:sz w:val="22"/>
+          <w:szCs w:val="22"/>
+        </w:rPr>
+        <w:t xml:space="preserve">.</w:t>
+      </w:r>
+    </w:p>
+    <w:p>
+      <w:pPr>
+        <w:keepLines/>
+        <w:spacing w:after="260" w:before="200"/>
+      </w:pPr>
+      <w:r>
+        <w:rPr>
+          <w:b/>
+          <w:bCs/>
+          <w:color w:val="12355B"/>
+          <w:sz w:val="22"/>
+          <w:szCs w:val="22"/>
+        </w:rPr>
+        <w:t xml:space="preserve">5.  </w:t>
+      </w:r>
+      <w:r>
+        <w:rPr>
+          <w:sz w:val="22"/>
+          <w:szCs w:val="22"/>
+        </w:rPr>
+        <w:t xml:space="preserve">To explain WHY your answer makes sense using the mathematics is to </w:t>
+      </w:r>
+      <w:r>
+        <w:rPr>
+          <w:sz w:val="22"/>
+          <w:szCs w:val="22"/>
+        </w:rPr>
+        <w:t xml:space="preserve">________________</w:t>
+      </w:r>
+      <w:r>
+        <w:rPr>
+          <w:sz w:val="22"/>
+          <w:szCs w:val="22"/>
+        </w:rPr>
+        <w:t xml:space="preserve"> it.</w:t>
       </w:r>
     </w:p>
     <w:p>
       <w:pPr>
         <w:pStyle w:val="Heading1"/>
-        <w:pageBreakBefore/>
+        <w:keepNext/>
+        <w:keepLines/>
         <w:pBdr>
           <w:bottom w:val="single" w:color="1FA6A2" w:sz="14" w:space="6"/>
         </w:pBdr>
-        <w:spacing w:after="140" w:before="0"/>
+        <w:spacing w:after="140" w:before="300"/>
       </w:pPr>
       <w:r>
         <w:rPr>
@@ -2518,11 +2612,12 @@
     <w:p>
       <w:pPr>
         <w:pStyle w:val="Heading1"/>
-        <w:pageBreakBefore/>
+        <w:keepNext/>
+        <w:keepLines/>
         <w:pBdr>
           <w:bottom w:val="single" w:color="1FA6A2" w:sz="14" w:space="6"/>
         </w:pBdr>
-        <w:spacing w:after="140" w:before="0"/>
+        <w:spacing w:after="140" w:before="300"/>
       </w:pPr>
       <w:r>
         <w:rPr>
@@ -2775,11 +2870,12 @@
     <w:p>
       <w:pPr>
         <w:pStyle w:val="Heading1"/>
-        <w:pageBreakBefore/>
+        <w:keepNext/>
+        <w:keepLines/>
         <w:pBdr>
           <w:bottom w:val="single" w:color="1FA6A2" w:sz="14" w:space="6"/>
         </w:pBdr>
-        <w:spacing w:after="140" w:before="0"/>
+        <w:spacing w:after="140" w:before="300"/>
       </w:pPr>
       <w:r>
         <w:rPr>
@@ -3500,11 +3596,12 @@
     <w:p>
       <w:pPr>
         <w:pStyle w:val="Heading1"/>
-        <w:pageBreakBefore/>
+        <w:keepNext/>
+        <w:keepLines/>
         <w:pBdr>
           <w:bottom w:val="single" w:color="1FA6A2" w:sz="14" w:space="6"/>
         </w:pBdr>
-        <w:spacing w:after="140" w:before="0"/>
+        <w:spacing w:after="140" w:before="300"/>
       </w:pPr>
       <w:r>
         <w:rPr>
@@ -4393,11 +4490,12 @@
     <w:p>
       <w:pPr>
         <w:pStyle w:val="Heading1"/>
-        <w:pageBreakBefore/>
+        <w:keepNext/>
+        <w:keepLines/>
         <w:pBdr>
           <w:bottom w:val="single" w:color="1FA6A2" w:sz="14" w:space="6"/>
         </w:pBdr>
-        <w:spacing w:after="140" w:before="0"/>
+        <w:spacing w:after="140" w:before="300"/>
       </w:pPr>
       <w:r>
         <w:rPr>
@@ -4510,6 +4608,8 @@
     <w:p>
       <w:pPr>
         <w:pStyle w:val="Heading1"/>
+        <w:keepNext/>
+        <w:keepLines/>
         <w:pageBreakBefore/>
         <w:pBdr>
           <w:bottom w:val="single" w:color="1FA6A2" w:sz="14" w:space="6"/>

--- a/lessons/9-4/downloads/9-4-notes-teacher.docx
+++ b/lessons/9-4/downloads/9-4-notes-teacher.docx
@@ -1344,47 +1344,6 @@
         <w:t xml:space="preserve">Write About the Math</w:t>
       </w:r>
     </w:p>
-    <w:p>
-      <w:pPr>
-        <w:spacing w:after="100"/>
-      </w:pPr>
-      <w:r>
-        <w:rPr>
-          <w:i/>
-          <w:iCs/>
-          <w:color w:val="5F6F80"/>
-          <w:sz w:val="19"/>
-          <w:szCs w:val="19"/>
-        </w:rPr>
-        <w:t xml:space="preserve">Use the support level you need. Every level answers the same math question.</w:t>
-      </w:r>
-    </w:p>
-    <w:p>
-      <w:pPr>
-        <w:pStyle w:val="Heading2"/>
-        <w:spacing w:after="80" w:before="180"/>
-      </w:pPr>
-      <w:r>
-        <w:rPr>
-          <w:b/>
-          <w:bCs/>
-          <w:color w:val="12355B"/>
-          <w:sz w:val="24"/>
-          <w:szCs w:val="24"/>
-        </w:rPr>
-        <w:t xml:space="preserve">1. Understand the Question</w:t>
-      </w:r>
-      <w:r>
-        <w:rPr>
-          <w:i/>
-          <w:iCs/>
-          <w:color w:val="B97A12"/>
-          <w:sz w:val="19"/>
-          <w:szCs w:val="19"/>
-        </w:rPr>
-        <w:t xml:space="preserve">   explain</w:t>
-      </w:r>
-    </w:p>
     <w:tbl>
       <w:tblPr>
         <w:tblW w:type="pct" w:w="100%"/>
@@ -1423,344 +1382,6 @@
               </w:rPr>
               <w:t xml:space="preserve">From which bakery would you recommend Yelina purchase cupcakes? Explain?</w:t>
             </w:r>
-          </w:p>
-          <w:p>
-            <w:pPr>
-              <w:spacing w:after="0"/>
-            </w:pPr>
-            <w:r>
-              <w:rPr>
-                <w:b/>
-                <w:bCs/>
-                <w:color w:val="12355B"/>
-                <w:sz w:val="20"/>
-                <w:szCs w:val="20"/>
-              </w:rPr>
-              <w:t xml:space="preserve">Your job:  </w:t>
-            </w:r>
-            <w:r>
-              <w:rPr>
-                <w:sz w:val="20"/>
-                <w:szCs w:val="20"/>
-              </w:rPr>
-              <w:t xml:space="preserve">Answer the question. Use math evidence. Explain how the evidence proves your answer.</w:t>
-            </w:r>
-            <w:r>
-              <w:rPr>
-                <w:i/>
-                <w:iCs/>
-                <w:color w:val="5F6F80"/>
-                <w:sz w:val="18"/>
-                <w:szCs w:val="18"/>
-              </w:rPr>
-              <w:br/>
-              <w:t xml:space="preserve">Responde la pregunta. Usa evidencia matemática. Explica cómo la evidencia demuestra tu respuesta.</w:t>
-            </w:r>
-          </w:p>
-        </w:tc>
-      </w:tr>
-    </w:tbl>
-    <w:p>
-      <w:pPr>
-        <w:pStyle w:val="Heading2"/>
-        <w:spacing w:after="80" w:before="180"/>
-      </w:pPr>
-      <w:r>
-        <w:rPr>
-          <w:b/>
-          <w:bCs/>
-          <w:color w:val="12355B"/>
-          <w:sz w:val="24"/>
-          <w:szCs w:val="24"/>
-        </w:rPr>
-        <w:t xml:space="preserve">2. Plan Your Math Words</w:t>
-      </w:r>
-      <w:r>
-        <w:rPr>
-          <w:i/>
-          <w:iCs/>
-          <w:color w:val="1FA6A2"/>
-          <w:sz w:val="19"/>
-          <w:szCs w:val="19"/>
-        </w:rPr>
-        <w:t xml:space="preserve">   check at least two</w:t>
-      </w:r>
-    </w:p>
-    <w:p>
-      <w:pPr>
-        <w:spacing w:after="60"/>
-      </w:pPr>
-      <w:r>
-        <w:rPr>
-          <w:b/>
-          <w:bCs/>
-          <w:color w:val="1FA6A2"/>
-          <w:sz w:val="22"/>
-          <w:szCs w:val="22"/>
-        </w:rPr>
-        <w:t xml:space="preserve">☐  </w:t>
-      </w:r>
-      <w:r>
-        <w:rPr>
-          <w:b/>
-          <w:bCs/>
-          <w:color w:val="12355B"/>
-          <w:sz w:val="20"/>
-          <w:szCs w:val="20"/>
-        </w:rPr>
-        <w:t xml:space="preserve">solution — </w:t>
-      </w:r>
-      <w:r>
-        <w:rPr>
-          <w:sz w:val="20"/>
-          <w:szCs w:val="20"/>
-        </w:rPr>
-        <w:t xml:space="preserve">A value of the variable that makes an equation true.</w:t>
-      </w:r>
-      <w:r>
-        <w:rPr>
-          <w:i/>
-          <w:iCs/>
-          <w:color w:val="5F6F80"/>
-          <w:sz w:val="18"/>
-          <w:szCs w:val="18"/>
-        </w:rPr>
-        <w:br/>
-        <w:t xml:space="preserve">solución — Un valor de la variable que hace que una ecuación sea verdadera.</w:t>
-      </w:r>
-    </w:p>
-    <w:p>
-      <w:pPr>
-        <w:spacing w:after="60"/>
-      </w:pPr>
-      <w:r>
-        <w:rPr>
-          <w:b/>
-          <w:bCs/>
-          <w:color w:val="1FA6A2"/>
-          <w:sz w:val="22"/>
-          <w:szCs w:val="22"/>
-        </w:rPr>
-        <w:t xml:space="preserve">☐  </w:t>
-      </w:r>
-      <w:r>
-        <w:rPr>
-          <w:b/>
-          <w:bCs/>
-          <w:color w:val="12355B"/>
-          <w:sz w:val="20"/>
-          <w:szCs w:val="20"/>
-        </w:rPr>
-        <w:t xml:space="preserve">substitute — </w:t>
-      </w:r>
-      <w:r>
-        <w:rPr>
-          <w:sz w:val="20"/>
-          <w:szCs w:val="20"/>
-        </w:rPr>
-        <w:t xml:space="preserve">To replace a variable with a number so you can compute.</w:t>
-      </w:r>
-      <w:r>
-        <w:rPr>
-          <w:i/>
-          <w:iCs/>
-          <w:color w:val="5F6F80"/>
-          <w:sz w:val="18"/>
-          <w:szCs w:val="18"/>
-        </w:rPr>
-        <w:br/>
-        <w:t xml:space="preserve">sustituir — Reemplazar una variable con un número para poder calcular.</w:t>
-      </w:r>
-    </w:p>
-    <w:p>
-      <w:pPr>
-        <w:spacing w:after="60"/>
-      </w:pPr>
-      <w:r>
-        <w:rPr>
-          <w:b/>
-          <w:bCs/>
-          <w:color w:val="1FA6A2"/>
-          <w:sz w:val="22"/>
-          <w:szCs w:val="22"/>
-        </w:rPr>
-        <w:t xml:space="preserve">☐  </w:t>
-      </w:r>
-      <w:r>
-        <w:rPr>
-          <w:b/>
-          <w:bCs/>
-          <w:color w:val="12355B"/>
-          <w:sz w:val="20"/>
-          <w:szCs w:val="20"/>
-        </w:rPr>
-        <w:t xml:space="preserve">at least — </w:t>
-      </w:r>
-      <w:r>
-        <w:rPr>
-          <w:sz w:val="20"/>
-          <w:szCs w:val="20"/>
-        </w:rPr>
-        <w:t xml:space="preserve">That amount or more — the smallest amount that still works.</w:t>
-      </w:r>
-      <w:r>
-        <w:rPr>
-          <w:i/>
-          <w:iCs/>
-          <w:color w:val="5F6F80"/>
-          <w:sz w:val="18"/>
-          <w:szCs w:val="18"/>
-        </w:rPr>
-        <w:br/>
-        <w:t xml:space="preserve">al menos — Esa cantidad o más — la cantidad mínima que todavía funciona.</w:t>
-      </w:r>
-    </w:p>
-    <w:p>
-      <w:pPr>
-        <w:spacing w:after="60"/>
-      </w:pPr>
-      <w:r>
-        <w:rPr>
-          <w:b/>
-          <w:bCs/>
-          <w:color w:val="1FA6A2"/>
-          <w:sz w:val="22"/>
-          <w:szCs w:val="22"/>
-        </w:rPr>
-        <w:t xml:space="preserve">☐  </w:t>
-      </w:r>
-      <w:r>
-        <w:rPr>
-          <w:b/>
-          <w:bCs/>
-          <w:color w:val="12355B"/>
-          <w:sz w:val="20"/>
-          <w:szCs w:val="20"/>
-        </w:rPr>
-        <w:t xml:space="preserve">predict — </w:t>
-      </w:r>
-      <w:r>
-        <w:rPr>
-          <w:sz w:val="20"/>
-          <w:szCs w:val="20"/>
-        </w:rPr>
-        <w:t xml:space="preserve">To make a reasonable guess about a future amount using information you already have.</w:t>
-      </w:r>
-      <w:r>
-        <w:rPr>
-          <w:i/>
-          <w:iCs/>
-          <w:color w:val="5F6F80"/>
-          <w:sz w:val="18"/>
-          <w:szCs w:val="18"/>
-        </w:rPr>
-        <w:br/>
-        <w:t xml:space="preserve">predecir — Hacer una estimación razonable sobre una cantidad futura usando la información que ya tienes.</w:t>
-      </w:r>
-    </w:p>
-    <w:p>
-      <w:pPr>
-        <w:spacing w:after="60"/>
-      </w:pPr>
-      <w:r>
-        <w:rPr>
-          <w:b/>
-          <w:bCs/>
-          <w:color w:val="1FA6A2"/>
-          <w:sz w:val="22"/>
-          <w:szCs w:val="22"/>
-        </w:rPr>
-        <w:t xml:space="preserve">☐  </w:t>
-      </w:r>
-      <w:r>
-        <w:rPr>
-          <w:b/>
-          <w:bCs/>
-          <w:color w:val="12355B"/>
-          <w:sz w:val="20"/>
-          <w:szCs w:val="20"/>
-        </w:rPr>
-        <w:t xml:space="preserve">justify — </w:t>
-      </w:r>
-      <w:r>
-        <w:rPr>
-          <w:sz w:val="20"/>
-          <w:szCs w:val="20"/>
-        </w:rPr>
-        <w:t xml:space="preserve">To explain WHY an answer or recommendation makes sense, using the mathematics.</w:t>
-      </w:r>
-      <w:r>
-        <w:rPr>
-          <w:i/>
-          <w:iCs/>
-          <w:color w:val="5F6F80"/>
-          <w:sz w:val="18"/>
-          <w:szCs w:val="18"/>
-        </w:rPr>
-        <w:br/>
-        <w:t xml:space="preserve">justificar — Explicar POR QUÉ una respuesta o recomendación tiene sentido, usando las matemáticas.</w:t>
-      </w:r>
-    </w:p>
-    <w:tbl>
-      <w:tblPr>
-        <w:tblW w:type="pct" w:w="100%"/>
-        <w:tblBorders>
-          <w:top w:val="single" w:color="1FA6A2" w:sz="8"/>
-          <w:left w:val="single" w:color="1FA6A2" w:sz="8"/>
-          <w:bottom w:val="single" w:color="1FA6A2" w:sz="8"/>
-          <w:right w:val="single" w:color="1FA6A2" w:sz="8"/>
-          <w:insideH w:val="single" w:color="auto" w:sz="4"/>
-          <w:insideV w:val="single" w:color="auto" w:sz="4"/>
-        </w:tblBorders>
-      </w:tblPr>
-      <w:tblGrid>
-        <w:gridCol w:w="100"/>
-      </w:tblGrid>
-      <w:tr>
-        <w:tc>
-          <w:tcPr>
-            <w:shd w:fill="F7FFFD" w:color="auto" w:val="clear"/>
-            <w:tcMar>
-              <w:top w:type="dxa" w:w="120"/>
-              <w:left w:type="dxa" w:w="180"/>
-              <w:bottom w:type="dxa" w:w="120"/>
-              <w:right w:type="dxa" w:w="180"/>
-            </w:tcMar>
-          </w:tcPr>
-          <w:p>
-            <w:pPr>
-              <w:spacing w:after="50"/>
-            </w:pPr>
-            <w:r>
-              <w:rPr>
-                <w:b/>
-                <w:bCs/>
-                <w:color w:val="1FA6A2"/>
-                <w:sz w:val="20"/>
-                <w:szCs w:val="20"/>
-              </w:rPr>
-              <w:t xml:space="preserve">Say it first:  </w:t>
-            </w:r>
-            <w:r>
-              <w:rPr>
-                <w:sz w:val="20"/>
-                <w:szCs w:val="20"/>
-              </w:rPr>
-              <w:t xml:space="preserve">Say your idea to a partner or quietly to yourself before you write.</w:t>
-            </w:r>
-          </w:p>
-          <w:p>
-            <w:pPr>
-              <w:spacing w:after="60"/>
-            </w:pPr>
-            <w:r>
-              <w:rPr>
-                <w:color w:val="1A2733"/>
-                <w:sz w:val="21"/>
-                <w:szCs w:val="21"/>
-              </w:rPr>
-              <w:t xml:space="preserve">Write an ___ for each bakery, substitute Yelina's $___ budget into each one, ___ the two results, and recommend the bakery that gives more ___ for the money.</w:t>
-            </w:r>
             <w:r>
               <w:rPr>
                 <w:i/>
@@ -1770,7 +1391,7 @@
                 <w:szCs w:val="19"/>
               </w:rPr>
               <w:br/>
-              <w:t xml:space="preserve">Di tu respuesta primero: Mi respuesta es ___ porque ___.</w:t>
+              <w:t xml:space="preserve">¿De qué panadería le recomendarías a Yelina comprar los panquecitos? Explica?</w:t>
             </w:r>
           </w:p>
         </w:tc>
@@ -1778,28 +1399,192 @@
     </w:tbl>
     <w:p>
       <w:pPr>
-        <w:pStyle w:val="Heading2"/>
-        <w:spacing w:after="80" w:before="180"/>
-      </w:pPr>
-      <w:r>
-        <w:rPr>
-          <w:b/>
-          <w:bCs/>
-          <w:color w:val="12355B"/>
-          <w:sz w:val="24"/>
-          <w:szCs w:val="24"/>
-        </w:rPr>
-        <w:t xml:space="preserve">3. Build Your Explanation</w:t>
-      </w:r>
+        <w:spacing w:after="100"/>
+      </w:pPr>
       <w:r>
         <w:rPr>
           <w:i/>
           <w:iCs/>
-          <w:color w:val="B97A12"/>
+          <w:color w:val="5F6F80"/>
           <w:sz w:val="19"/>
           <w:szCs w:val="19"/>
         </w:rPr>
-        <w:t xml:space="preserve">   choose your support</w:t>
+        <w:t xml:space="preserve">Say your answer to a partner first. Then write it, using at least two of these words:</w:t>
+      </w:r>
+    </w:p>
+    <w:p>
+      <w:pPr>
+        <w:spacing w:after="40"/>
+      </w:pPr>
+      <w:r>
+        <w:rPr>
+          <w:b/>
+          <w:bCs/>
+          <w:color w:val="1FA6A2"/>
+          <w:sz w:val="22"/>
+          <w:szCs w:val="22"/>
+        </w:rPr>
+        <w:t xml:space="preserve">☐  </w:t>
+      </w:r>
+      <w:r>
+        <w:rPr>
+          <w:b/>
+          <w:bCs/>
+          <w:color w:val="12355B"/>
+          <w:sz w:val="20"/>
+          <w:szCs w:val="20"/>
+        </w:rPr>
+        <w:t xml:space="preserve">solution</w:t>
+      </w:r>
+      <w:r>
+        <w:rPr>
+          <w:i/>
+          <w:iCs/>
+          <w:color w:val="5F6F80"/>
+          <w:sz w:val="18"/>
+          <w:szCs w:val="18"/>
+        </w:rPr>
+        <w:t xml:space="preserve">  ·  solución</w:t>
+      </w:r>
+    </w:p>
+    <w:p>
+      <w:pPr>
+        <w:spacing w:after="40"/>
+      </w:pPr>
+      <w:r>
+        <w:rPr>
+          <w:b/>
+          <w:bCs/>
+          <w:color w:val="1FA6A2"/>
+          <w:sz w:val="22"/>
+          <w:szCs w:val="22"/>
+        </w:rPr>
+        <w:t xml:space="preserve">☐  </w:t>
+      </w:r>
+      <w:r>
+        <w:rPr>
+          <w:b/>
+          <w:bCs/>
+          <w:color w:val="12355B"/>
+          <w:sz w:val="20"/>
+          <w:szCs w:val="20"/>
+        </w:rPr>
+        <w:t xml:space="preserve">substitute</w:t>
+      </w:r>
+      <w:r>
+        <w:rPr>
+          <w:i/>
+          <w:iCs/>
+          <w:color w:val="5F6F80"/>
+          <w:sz w:val="18"/>
+          <w:szCs w:val="18"/>
+        </w:rPr>
+        <w:t xml:space="preserve">  ·  sustituir</w:t>
+      </w:r>
+    </w:p>
+    <w:p>
+      <w:pPr>
+        <w:spacing w:after="40"/>
+      </w:pPr>
+      <w:r>
+        <w:rPr>
+          <w:b/>
+          <w:bCs/>
+          <w:color w:val="1FA6A2"/>
+          <w:sz w:val="22"/>
+          <w:szCs w:val="22"/>
+        </w:rPr>
+        <w:t xml:space="preserve">☐  </w:t>
+      </w:r>
+      <w:r>
+        <w:rPr>
+          <w:b/>
+          <w:bCs/>
+          <w:color w:val="12355B"/>
+          <w:sz w:val="20"/>
+          <w:szCs w:val="20"/>
+        </w:rPr>
+        <w:t xml:space="preserve">at least</w:t>
+      </w:r>
+      <w:r>
+        <w:rPr>
+          <w:i/>
+          <w:iCs/>
+          <w:color w:val="5F6F80"/>
+          <w:sz w:val="18"/>
+          <w:szCs w:val="18"/>
+        </w:rPr>
+        <w:t xml:space="preserve">  ·  al menos</w:t>
+      </w:r>
+    </w:p>
+    <w:p>
+      <w:pPr>
+        <w:spacing w:after="40"/>
+      </w:pPr>
+      <w:r>
+        <w:rPr>
+          <w:b/>
+          <w:bCs/>
+          <w:color w:val="1FA6A2"/>
+          <w:sz w:val="22"/>
+          <w:szCs w:val="22"/>
+        </w:rPr>
+        <w:t xml:space="preserve">☐  </w:t>
+      </w:r>
+      <w:r>
+        <w:rPr>
+          <w:b/>
+          <w:bCs/>
+          <w:color w:val="12355B"/>
+          <w:sz w:val="20"/>
+          <w:szCs w:val="20"/>
+        </w:rPr>
+        <w:t xml:space="preserve">predict</w:t>
+      </w:r>
+      <w:r>
+        <w:rPr>
+          <w:i/>
+          <w:iCs/>
+          <w:color w:val="5F6F80"/>
+          <w:sz w:val="18"/>
+          <w:szCs w:val="18"/>
+        </w:rPr>
+        <w:t xml:space="preserve">  ·  predecir</w:t>
+      </w:r>
+    </w:p>
+    <w:p>
+      <w:pPr>
+        <w:spacing w:after="40"/>
+      </w:pPr>
+      <w:r>
+        <w:rPr>
+          <w:b/>
+          <w:bCs/>
+          <w:color w:val="1FA6A2"/>
+          <w:sz w:val="22"/>
+          <w:szCs w:val="22"/>
+        </w:rPr>
+        <w:t xml:space="preserve">☐  </w:t>
+      </w:r>
+      <w:r>
+        <w:rPr>
+          <w:b/>
+          <w:bCs/>
+          <w:color w:val="12355B"/>
+          <w:sz w:val="20"/>
+          <w:szCs w:val="20"/>
+        </w:rPr>
+        <w:t xml:space="preserve">justify</w:t>
+      </w:r>
+      <w:r>
+        <w:rPr>
+          <w:i/>
+          <w:iCs/>
+          <w:color w:val="5F6F80"/>
+          <w:sz w:val="18"/>
+          <w:szCs w:val="18"/>
+        </w:rPr>
+        <w:t xml:space="preserve">  ·  justificar</w:t>
       </w:r>
     </w:p>
     <w:tbl>
@@ -1830,21 +1615,6 @@
           </w:tcPr>
           <w:p>
             <w:pPr>
-              <w:spacing w:after="50"/>
-            </w:pPr>
-            <w:r>
-              <w:rPr>
-                <w:i/>
-                <w:iCs/>
-                <w:color w:val="5F6F80"/>
-                <w:sz w:val="19"/>
-                <w:szCs w:val="19"/>
-              </w:rPr>
-              <w:t xml:space="preserve">This model shows the parts of an explanation. It does not answer your writing question.</w:t>
-            </w:r>
-          </w:p>
-          <w:p>
-            <w:pPr>
               <w:spacing w:after="80"/>
             </w:pPr>
             <w:r>
@@ -1855,58 +1625,14 @@
                 <w:sz w:val="19"/>
                 <w:szCs w:val="19"/>
               </w:rPr>
-              <w:t xml:space="preserve">Claim:  </w:t>
+              <w:t xml:space="preserve">Model:  </w:t>
             </w:r>
             <w:r>
               <w:rPr>
                 <w:sz w:val="19"/>
                 <w:szCs w:val="19"/>
               </w:rPr>
-              <w:t xml:space="preserve">Since h is being multiplied by 2.5 in the equation, dividing by 2.5 is the operation that undoes the multiplication and isolates h.</w:t>
-            </w:r>
-          </w:p>
-          <w:p>
-            <w:pPr>
-              <w:spacing w:after="80"/>
-            </w:pPr>
-            <w:r>
-              <w:rPr>
-                <w:b/>
-                <w:bCs/>
-                <w:color w:val="12355B"/>
-                <w:sz w:val="19"/>
-                <w:szCs w:val="19"/>
-              </w:rPr>
-              <w:t xml:space="preserve">Evidence:  </w:t>
-            </w:r>
-            <w:r>
-              <w:rPr>
-                <w:sz w:val="19"/>
-                <w:szCs w:val="19"/>
-              </w:rPr>
-              <w:t xml:space="preserve">A strong answer names division as the inverse of multiplication and checks the solution by substituting it back in. A weak answer just says 'because that's what you do' without the inverse-operation reasoning.</w:t>
-            </w:r>
-          </w:p>
-          <w:p>
-            <w:pPr>
-              <w:spacing w:after="80"/>
-            </w:pPr>
-            <w:r>
-              <w:rPr>
-                <w:b/>
-                <w:bCs/>
-                <w:color w:val="12355B"/>
-                <w:sz w:val="19"/>
-                <w:szCs w:val="19"/>
-              </w:rPr>
-              <w:t xml:space="preserve">Reasoning:  </w:t>
-            </w:r>
-            <w:r>
-              <w:rPr>
-                <w:sz w:val="19"/>
-                <w:szCs w:val="19"/>
-              </w:rPr>
-              <w:t xml:space="preserve">This evidence connects the definition of solution to the mathematical claim.</w:t>
+              <w:t xml:space="preserve">Since h is being multiplied by 2.5 in the equation, dividing by 2.5 is the operation that undoes the multiplication and isolates h. — A strong answer names division as the inverse of multiplication and checks the solution by substituting it back in. A weak answer just says 'because that's what you do' without the inverse-operation reasoning.</w:t>
             </w:r>
           </w:p>
         </w:tc>
@@ -1985,7 +1711,7 @@
           <w:sz w:val="21"/>
           <w:szCs w:val="21"/>
         </w:rPr>
-        <w:t xml:space="preserve">My answer is ___.</w:t>
+        <w:t xml:space="preserve">My answer is ___ because ___.</w:t>
       </w:r>
       <w:r>
         <w:rPr>
@@ -1996,7 +1722,7 @@
           <w:szCs w:val="19"/>
         </w:rPr>
         <w:br/>
-        <w:t xml:space="preserve">Mi respuesta es ___.</w:t>
+        <w:t xml:space="preserve">Mi respuesta es ___ porque ___.</w:t>
       </w:r>
     </w:p>
     <w:tbl>
@@ -2136,7 +1862,7 @@
           <w:sz w:val="21"/>
           <w:szCs w:val="21"/>
         </w:rPr>
-        <w:t xml:space="preserve">I know because ___.</w:t>
+        <w:t xml:space="preserve">My evidence is ___, so ___.</w:t>
       </w:r>
       <w:r>
         <w:rPr>
@@ -2147,31 +1873,7 @@
           <w:szCs w:val="19"/>
         </w:rPr>
         <w:br/>
-        <w:t xml:space="preserve">Lo sé porque ___.</w:t>
-      </w:r>
-    </w:p>
-    <w:p>
-      <w:pPr>
-        <w:spacing w:after="60"/>
-      </w:pPr>
-      <w:r>
-        <w:rPr>
-          <w:color w:val="1A2733"/>
-          <w:sz w:val="21"/>
-          <w:szCs w:val="21"/>
-        </w:rPr>
-        <w:t xml:space="preserve">So ___.</w:t>
-      </w:r>
-      <w:r>
-        <w:rPr>
-          <w:i/>
-          <w:iCs/>
-          <w:color w:val="5F6F80"/>
-          <w:sz w:val="19"/>
-          <w:szCs w:val="19"/>
-        </w:rPr>
-        <w:br/>
-        <w:t xml:space="preserve">Entonces ___.</w:t>
+        <w:t xml:space="preserve">Mi evidencia es ___, entonces ___.</w:t>
       </w:r>
     </w:p>
     <w:tbl>
@@ -2277,78 +1979,6 @@
         <w:t xml:space="preserve">Escribe una afirmación, da evidencia matemática y explica tu razonamiento.</w:t>
       </w:r>
     </w:p>
-    <w:p>
-      <w:pPr>
-        <w:spacing w:after="60"/>
-      </w:pPr>
-      <w:r>
-        <w:rPr>
-          <w:color w:val="1A2733"/>
-          <w:sz w:val="21"/>
-          <w:szCs w:val="21"/>
-        </w:rPr>
-        <w:t xml:space="preserve">My claim is ___.</w:t>
-      </w:r>
-      <w:r>
-        <w:rPr>
-          <w:i/>
-          <w:iCs/>
-          <w:color w:val="5F6F80"/>
-          <w:sz w:val="19"/>
-          <w:szCs w:val="19"/>
-        </w:rPr>
-        <w:br/>
-        <w:t xml:space="preserve">Mi afirmación es ___.</w:t>
-      </w:r>
-    </w:p>
-    <w:p>
-      <w:pPr>
-        <w:spacing w:after="60"/>
-      </w:pPr>
-      <w:r>
-        <w:rPr>
-          <w:color w:val="1A2733"/>
-          <w:sz w:val="21"/>
-          <w:szCs w:val="21"/>
-        </w:rPr>
-        <w:t xml:space="preserve">My math evidence is ___.</w:t>
-      </w:r>
-      <w:r>
-        <w:rPr>
-          <w:i/>
-          <w:iCs/>
-          <w:color w:val="5F6F80"/>
-          <w:sz w:val="19"/>
-          <w:szCs w:val="19"/>
-        </w:rPr>
-        <w:br/>
-        <w:t xml:space="preserve">Mi evidencia matemática es ___.</w:t>
-      </w:r>
-    </w:p>
-    <w:p>
-      <w:pPr>
-        <w:spacing w:after="60"/>
-      </w:pPr>
-      <w:r>
-        <w:rPr>
-          <w:color w:val="1A2733"/>
-          <w:sz w:val="21"/>
-          <w:szCs w:val="21"/>
-        </w:rPr>
-        <w:t xml:space="preserve">This proves ___ because ___.</w:t>
-      </w:r>
-      <w:r>
-        <w:rPr>
-          <w:i/>
-          <w:iCs/>
-          <w:color w:val="5F6F80"/>
-          <w:sz w:val="19"/>
-          <w:szCs w:val="19"/>
-        </w:rPr>
-        <w:br/>
-        <w:t xml:space="preserve">Esto demuestra ___ porque ___.</w:t>
-      </w:r>
-    </w:p>
     <w:tbl>
       <w:tblPr>
         <w:tblW w:type="pct" w:w="100%"/>
@@ -2431,7 +2061,7 @@
           <w:sz w:val="24"/>
           <w:szCs w:val="24"/>
         </w:rPr>
-        <w:t xml:space="preserve">4. Check Your Explanation</w:t>
+        <w:t xml:space="preserve">Check Your Explanation</w:t>
       </w:r>
       <w:r>
         <w:rPr>
@@ -2441,7 +2071,7 @@
           <w:sz w:val="19"/>
           <w:szCs w:val="19"/>
         </w:rPr>
-        <w:t xml:space="preserve">   five quick checks</w:t>
+        <w:t xml:space="preserve">   three quick checks</w:t>
       </w:r>
     </w:p>
     <w:p>
@@ -2465,17 +2095,6 @@
         </w:rPr>
         <w:t xml:space="preserve">I answered the question.</w:t>
       </w:r>
-      <w:r>
-        <w:rPr>
-          <w:i/>
-          <w:iCs/>
-          <w:color w:val="5F6F80"/>
-          <w:sz w:val="18"/>
-          <w:szCs w:val="18"/>
-        </w:rPr>
-        <w:br/>
-        <w:t xml:space="preserve">Respondí la pregunta.</w:t>
-      </w:r>
     </w:p>
     <w:p>
       <w:pPr>
@@ -2496,18 +2115,7 @@
           <w:sz w:val="20"/>
           <w:szCs w:val="20"/>
         </w:rPr>
-        <w:t xml:space="preserve">I used math evidence: numbers, an equation, a model, or a comparison.</w:t>
-      </w:r>
-      <w:r>
-        <w:rPr>
-          <w:i/>
-          <w:iCs/>
-          <w:color w:val="5F6F80"/>
-          <w:sz w:val="18"/>
-          <w:szCs w:val="18"/>
-        </w:rPr>
-        <w:br/>
-        <w:t xml:space="preserve">Usé evidencia matemática: números, una ecuación, un modelo o una comparación.</w:t>
+        <w:t xml:space="preserve">I used math evidence: numbers, an equation, or a model.</w:t>
       </w:r>
     </w:p>
     <w:p>
@@ -2529,84 +2137,7 @@
           <w:sz w:val="20"/>
           <w:szCs w:val="20"/>
         </w:rPr>
-        <w:t xml:space="preserve">I explained how the evidence proves my answer.</w:t>
-      </w:r>
-      <w:r>
-        <w:rPr>
-          <w:i/>
-          <w:iCs/>
-          <w:color w:val="5F6F80"/>
-          <w:sz w:val="18"/>
-          <w:szCs w:val="18"/>
-        </w:rPr>
-        <w:br/>
-        <w:t xml:space="preserve">Expliqué cómo la evidencia demuestra mi respuesta.</w:t>
-      </w:r>
-    </w:p>
-    <w:p>
-      <w:pPr>
-        <w:spacing w:after="80"/>
-      </w:pPr>
-      <w:r>
-        <w:rPr>
-          <w:b/>
-          <w:bCs/>
-          <w:color w:val="1FA6A2"/>
-          <w:sz w:val="22"/>
-          <w:szCs w:val="22"/>
-        </w:rPr>
-        <w:t xml:space="preserve">☐  </w:t>
-      </w:r>
-      <w:r>
-        <w:rPr>
-          <w:sz w:val="20"/>
-          <w:szCs w:val="20"/>
-        </w:rPr>
         <w:t xml:space="preserve">I used at least two math words.</w:t>
-      </w:r>
-      <w:r>
-        <w:rPr>
-          <w:i/>
-          <w:iCs/>
-          <w:color w:val="5F6F80"/>
-          <w:sz w:val="18"/>
-          <w:szCs w:val="18"/>
-        </w:rPr>
-        <w:br/>
-        <w:t xml:space="preserve">Usé por lo menos dos palabras matemáticas.</w:t>
-      </w:r>
-    </w:p>
-    <w:p>
-      <w:pPr>
-        <w:spacing w:after="80"/>
-      </w:pPr>
-      <w:r>
-        <w:rPr>
-          <w:b/>
-          <w:bCs/>
-          <w:color w:val="1FA6A2"/>
-          <w:sz w:val="22"/>
-          <w:szCs w:val="22"/>
-        </w:rPr>
-        <w:t xml:space="preserve">☐  </w:t>
-      </w:r>
-      <w:r>
-        <w:rPr>
-          <w:sz w:val="20"/>
-          <w:szCs w:val="20"/>
-        </w:rPr>
-        <w:t xml:space="preserve">I reread complete sentences and punctuation.</w:t>
-      </w:r>
-      <w:r>
-        <w:rPr>
-          <w:i/>
-          <w:iCs/>
-          <w:color w:val="5F6F80"/>
-          <w:sz w:val="18"/>
-          <w:szCs w:val="18"/>
-        </w:rPr>
-        <w:br/>
-        <w:t xml:space="preserve">Volví a leer mis oraciones completas y la puntuación.</w:t>
       </w:r>
     </w:p>
     <w:p>
@@ -5158,7 +4689,7 @@
           <w:sz w:val="20"/>
           <w:szCs w:val="20"/>
         </w:rPr>
-        <w:t xml:space="preserve">☐  I answered the question.</w:t>
+        <w:t xml:space="preserve">☐  The answer to the math question is correct.</w:t>
       </w:r>
     </w:p>
     <w:p>
@@ -5170,7 +4701,7 @@
           <w:sz w:val="20"/>
           <w:szCs w:val="20"/>
         </w:rPr>
-        <w:t xml:space="preserve">☐  I used math evidence: numbers, an equation, a model, or a comparison.</w:t>
+        <w:t xml:space="preserve">☐  The evidence is real lesson mathematics (numbers, equation, or model), not restated claim.</w:t>
       </w:r>
     </w:p>
     <w:p>
@@ -5182,31 +4713,7 @@
           <w:sz w:val="20"/>
           <w:szCs w:val="20"/>
         </w:rPr>
-        <w:t xml:space="preserve">☐  I explained how the evidence proves my answer.</w:t>
-      </w:r>
-    </w:p>
-    <w:p>
-      <w:pPr>
-        <w:spacing w:after="80"/>
-      </w:pPr>
-      <w:r>
-        <w:rPr>
-          <w:sz w:val="20"/>
-          <w:szCs w:val="20"/>
-        </w:rPr>
-        <w:t xml:space="preserve">☐  I used at least two math words.</w:t>
-      </w:r>
-    </w:p>
-    <w:p>
-      <w:pPr>
-        <w:spacing w:after="80"/>
-      </w:pPr>
-      <w:r>
-        <w:rPr>
-          <w:sz w:val="20"/>
-          <w:szCs w:val="20"/>
-        </w:rPr>
-        <w:t xml:space="preserve">☐  I reread complete sentences and punctuation.</w:t>
+        <w:t xml:space="preserve">☐  The support level changed the language scaffolding, never the mathematical expectation.</w:t>
       </w:r>
     </w:p>
     <w:sectPr>
